--- a/reports/Lab9.docx
+++ b/reports/Lab9.docx
@@ -581,7 +581,11 @@
       </w:sdtPr>
       <w:sdtEndPr>
         <w:rPr>
+          <w:rFonts w:ascii="SimSun" w:hAnsi="SimSun" w:eastAsia="SimSun" w:cstheme="minorBidi"/>
           <w:b/>
+          <w:sz w:val="21"/>
+          <w:szCs w:val="22"/>
+          <w:lang w:val="en-US" w:eastAsia="en-US" w:bidi="ar-SA"/>
         </w:rPr>
       </w:sdtEndPr>
       <w:sdtContent>
@@ -600,8 +604,6 @@
             </w:rPr>
             <w:t>Оглавление</w:t>
           </w:r>
-          <w:bookmarkStart w:id="10" w:name="_GoBack"/>
-          <w:bookmarkEnd w:id="10"/>
         </w:p>
         <w:p>
           <w:pPr>
@@ -2446,6 +2448,1089 @@
     </w:p>
     <w:p>
       <w:pPr>
+        <w:spacing w:after="0" w:line="240" w:lineRule="auto"/>
+        <w:ind w:left="0" w:firstLine="0" w:firstLineChars="0"/>
+        <w:rPr>
+          <w:rFonts w:hint="default" w:ascii="Times New Roman" w:hAnsi="Times New Roman"/>
+          <w:sz w:val="28"/>
+          <w:szCs w:val="28"/>
+        </w:rPr>
+      </w:pPr>
+      <w:r>
+        <w:rPr>
+          <w:rFonts w:hint="default" w:ascii="Times New Roman" w:hAnsi="Times New Roman"/>
+          <w:sz w:val="28"/>
+          <w:szCs w:val="28"/>
+        </w:rPr>
+        <w:t>Для оформления шапки страницы были заданы отдельные CSS-стили. Текстовый блок внутри шапки выровнен слева, а блок с иконками — справа. Контейнер .icons-for-parallax имеет position: relative, а сами иконки — position: absolute, что позволяет разместить их со смещением друг относительно друга. Для иконок заданы разные размеры и уровни наложения через z-index, что создаёт эффект глубины и подготавливает элементы к анимации параллакса. Для повышения плавности анимации использовано свойство will-change: transform. Дополнительно кнопка «свернуть» в блоке статьи позиционируется абсолютно, чтобы не перекрывать дату публикации и текст.</w:t>
+      </w:r>
+    </w:p>
+    <w:p>
+      <w:pPr>
+        <w:spacing w:after="0" w:line="240" w:lineRule="auto"/>
+        <w:ind w:left="0" w:firstLine="0" w:firstLineChars="0"/>
+        <w:rPr>
+          <w:rFonts w:hint="default" w:ascii="Times New Roman" w:hAnsi="Times New Roman"/>
+          <w:sz w:val="28"/>
+          <w:szCs w:val="28"/>
+        </w:rPr>
+      </w:pPr>
+    </w:p>
+    <w:p>
+      <w:pPr>
+        <w:ind w:left="140" w:hanging="140" w:hangingChars="50"/>
+        <w:rPr>
+          <w:rFonts w:hint="default" w:ascii="Times New Roman" w:hAnsi="Times New Roman"/>
+          <w:sz w:val="28"/>
+          <w:szCs w:val="28"/>
+        </w:rPr>
+      </w:pPr>
+      <w:r>
+        <w:rPr>
+          <w:rFonts w:hint="default" w:ascii="Times New Roman" w:hAnsi="Times New Roman"/>
+          <w:sz w:val="28"/>
+          <w:szCs w:val="28"/>
+        </w:rPr>
+        <w:t>/* Листинг 3 — Стили для иконок параллакса (articles/static/css/article.css) */</w:t>
+      </w:r>
+    </w:p>
+    <w:p>
+      <w:pPr>
+        <w:ind w:left="140" w:hanging="100" w:hangingChars="50"/>
+        <w:rPr>
+          <w:rFonts w:hint="default" w:ascii="Consolas" w:hAnsi="Consolas" w:cs="Consolas"/>
+          <w:sz w:val="20"/>
+          <w:szCs w:val="20"/>
+        </w:rPr>
+      </w:pPr>
+      <w:r>
+        <w:rPr>
+          <w:rFonts w:hint="default" w:ascii="Consolas" w:hAnsi="Consolas" w:cs="Consolas"/>
+          <w:sz w:val="20"/>
+          <w:szCs w:val="20"/>
+        </w:rPr>
+        <w:t>.header {</w:t>
+      </w:r>
+    </w:p>
+    <w:p>
+      <w:pPr>
+        <w:ind w:left="140" w:hanging="100" w:hangingChars="50"/>
+        <w:rPr>
+          <w:rFonts w:hint="default" w:ascii="Consolas" w:hAnsi="Consolas" w:cs="Consolas"/>
+          <w:sz w:val="20"/>
+          <w:szCs w:val="20"/>
+        </w:rPr>
+      </w:pPr>
+      <w:r>
+        <w:rPr>
+          <w:rFonts w:hint="default" w:ascii="Consolas" w:hAnsi="Consolas" w:cs="Consolas"/>
+          <w:sz w:val="20"/>
+          <w:szCs w:val="20"/>
+        </w:rPr>
+        <w:t xml:space="preserve">  position: relative;</w:t>
+      </w:r>
+    </w:p>
+    <w:p>
+      <w:pPr>
+        <w:ind w:left="140" w:hanging="100" w:hangingChars="50"/>
+        <w:rPr>
+          <w:rFonts w:hint="default" w:ascii="Consolas" w:hAnsi="Consolas" w:cs="Consolas"/>
+          <w:sz w:val="20"/>
+          <w:szCs w:val="20"/>
+        </w:rPr>
+      </w:pPr>
+      <w:r>
+        <w:rPr>
+          <w:rFonts w:hint="default" w:ascii="Consolas" w:hAnsi="Consolas" w:cs="Consolas"/>
+          <w:sz w:val="20"/>
+          <w:szCs w:val="20"/>
+        </w:rPr>
+        <w:t xml:space="preserve">  overflow: hidden;</w:t>
+      </w:r>
+    </w:p>
+    <w:p>
+      <w:pPr>
+        <w:ind w:left="140" w:hanging="100" w:hangingChars="50"/>
+        <w:rPr>
+          <w:rFonts w:hint="default" w:ascii="Consolas" w:hAnsi="Consolas" w:cs="Consolas"/>
+          <w:sz w:val="20"/>
+          <w:szCs w:val="20"/>
+        </w:rPr>
+      </w:pPr>
+      <w:r>
+        <w:rPr>
+          <w:rFonts w:hint="default" w:ascii="Consolas" w:hAnsi="Consolas" w:cs="Consolas"/>
+          <w:sz w:val="20"/>
+          <w:szCs w:val="20"/>
+        </w:rPr>
+        <w:t xml:space="preserve">  min-height: 360px;</w:t>
+      </w:r>
+    </w:p>
+    <w:p>
+      <w:pPr>
+        <w:ind w:left="140" w:hanging="100" w:hangingChars="50"/>
+        <w:rPr>
+          <w:rFonts w:hint="default" w:ascii="Consolas" w:hAnsi="Consolas" w:cs="Consolas"/>
+          <w:sz w:val="20"/>
+          <w:szCs w:val="20"/>
+        </w:rPr>
+      </w:pPr>
+      <w:r>
+        <w:rPr>
+          <w:rFonts w:hint="default" w:ascii="Consolas" w:hAnsi="Consolas" w:cs="Consolas"/>
+          <w:sz w:val="20"/>
+          <w:szCs w:val="20"/>
+        </w:rPr>
+        <w:t xml:space="preserve">  background: #cfe9e4;</w:t>
+      </w:r>
+    </w:p>
+    <w:p>
+      <w:pPr>
+        <w:ind w:left="140" w:hanging="100" w:hangingChars="50"/>
+        <w:rPr>
+          <w:rFonts w:hint="default" w:ascii="Consolas" w:hAnsi="Consolas" w:cs="Consolas"/>
+          <w:sz w:val="20"/>
+          <w:szCs w:val="20"/>
+        </w:rPr>
+      </w:pPr>
+      <w:r>
+        <w:rPr>
+          <w:rFonts w:hint="default" w:ascii="Consolas" w:hAnsi="Consolas" w:cs="Consolas"/>
+          <w:sz w:val="20"/>
+          <w:szCs w:val="20"/>
+        </w:rPr>
+        <w:t xml:space="preserve">  padding: 18px 22px;</w:t>
+      </w:r>
+    </w:p>
+    <w:p>
+      <w:pPr>
+        <w:ind w:left="140" w:hanging="100" w:hangingChars="50"/>
+        <w:rPr>
+          <w:rFonts w:hint="default" w:ascii="Consolas" w:hAnsi="Consolas" w:cs="Consolas"/>
+          <w:sz w:val="20"/>
+          <w:szCs w:val="20"/>
+        </w:rPr>
+      </w:pPr>
+      <w:r>
+        <w:rPr>
+          <w:rFonts w:hint="default" w:ascii="Consolas" w:hAnsi="Consolas" w:cs="Consolas"/>
+          <w:sz w:val="20"/>
+          <w:szCs w:val="20"/>
+        </w:rPr>
+        <w:t>}</w:t>
+      </w:r>
+    </w:p>
+    <w:p>
+      <w:pPr>
+        <w:ind w:left="140" w:hanging="100" w:hangingChars="50"/>
+        <w:rPr>
+          <w:rFonts w:hint="default" w:ascii="Consolas" w:hAnsi="Consolas" w:cs="Consolas"/>
+          <w:sz w:val="20"/>
+          <w:szCs w:val="20"/>
+        </w:rPr>
+      </w:pPr>
+    </w:p>
+    <w:p>
+      <w:pPr>
+        <w:ind w:left="140" w:hanging="100" w:hangingChars="50"/>
+        <w:rPr>
+          <w:rFonts w:hint="default" w:ascii="Consolas" w:hAnsi="Consolas" w:cs="Consolas"/>
+          <w:sz w:val="20"/>
+          <w:szCs w:val="20"/>
+        </w:rPr>
+      </w:pPr>
+      <w:r>
+        <w:rPr>
+          <w:rFonts w:hint="default" w:ascii="Consolas" w:hAnsi="Consolas" w:cs="Consolas"/>
+          <w:sz w:val="20"/>
+          <w:szCs w:val="20"/>
+        </w:rPr>
+        <w:t>.header .logo {</w:t>
+      </w:r>
+    </w:p>
+    <w:p>
+      <w:pPr>
+        <w:ind w:left="140" w:hanging="100" w:hangingChars="50"/>
+        <w:rPr>
+          <w:rFonts w:hint="default" w:ascii="Consolas" w:hAnsi="Consolas" w:cs="Consolas"/>
+          <w:sz w:val="20"/>
+          <w:szCs w:val="20"/>
+        </w:rPr>
+      </w:pPr>
+      <w:r>
+        <w:rPr>
+          <w:rFonts w:hint="default" w:ascii="Consolas" w:hAnsi="Consolas" w:cs="Consolas"/>
+          <w:sz w:val="20"/>
+          <w:szCs w:val="20"/>
+        </w:rPr>
+        <w:t xml:space="preserve">  display: block;</w:t>
+      </w:r>
+    </w:p>
+    <w:p>
+      <w:pPr>
+        <w:ind w:left="140" w:hanging="100" w:hangingChars="50"/>
+        <w:rPr>
+          <w:rFonts w:hint="default" w:ascii="Consolas" w:hAnsi="Consolas" w:cs="Consolas"/>
+          <w:sz w:val="20"/>
+          <w:szCs w:val="20"/>
+        </w:rPr>
+      </w:pPr>
+      <w:r>
+        <w:rPr>
+          <w:rFonts w:hint="default" w:ascii="Consolas" w:hAnsi="Consolas" w:cs="Consolas"/>
+          <w:sz w:val="20"/>
+          <w:szCs w:val="20"/>
+        </w:rPr>
+        <w:t xml:space="preserve">  width: 318px;</w:t>
+      </w:r>
+    </w:p>
+    <w:p>
+      <w:pPr>
+        <w:ind w:left="140" w:hanging="100" w:hangingChars="50"/>
+        <w:rPr>
+          <w:rFonts w:hint="default" w:ascii="Consolas" w:hAnsi="Consolas" w:cs="Consolas"/>
+          <w:sz w:val="20"/>
+          <w:szCs w:val="20"/>
+        </w:rPr>
+      </w:pPr>
+      <w:r>
+        <w:rPr>
+          <w:rFonts w:hint="default" w:ascii="Consolas" w:hAnsi="Consolas" w:cs="Consolas"/>
+          <w:sz w:val="20"/>
+          <w:szCs w:val="20"/>
+        </w:rPr>
+        <w:t xml:space="preserve">  margin-left: auto;</w:t>
+      </w:r>
+    </w:p>
+    <w:p>
+      <w:pPr>
+        <w:ind w:left="140" w:hanging="100" w:hangingChars="50"/>
+        <w:rPr>
+          <w:rFonts w:hint="default" w:ascii="Consolas" w:hAnsi="Consolas" w:cs="Consolas"/>
+          <w:sz w:val="20"/>
+          <w:szCs w:val="20"/>
+        </w:rPr>
+      </w:pPr>
+      <w:r>
+        <w:rPr>
+          <w:rFonts w:hint="default" w:ascii="Consolas" w:hAnsi="Consolas" w:cs="Consolas"/>
+          <w:sz w:val="20"/>
+          <w:szCs w:val="20"/>
+        </w:rPr>
+        <w:t xml:space="preserve">  margin-right: auto;</w:t>
+      </w:r>
+    </w:p>
+    <w:p>
+      <w:pPr>
+        <w:ind w:left="140" w:hanging="100" w:hangingChars="50"/>
+        <w:rPr>
+          <w:rFonts w:hint="default" w:ascii="Consolas" w:hAnsi="Consolas" w:cs="Consolas"/>
+          <w:sz w:val="20"/>
+          <w:szCs w:val="20"/>
+        </w:rPr>
+      </w:pPr>
+      <w:r>
+        <w:rPr>
+          <w:rFonts w:hint="default" w:ascii="Consolas" w:hAnsi="Consolas" w:cs="Consolas"/>
+          <w:sz w:val="20"/>
+          <w:szCs w:val="20"/>
+        </w:rPr>
+        <w:t xml:space="preserve">  position: relative;</w:t>
+      </w:r>
+    </w:p>
+    <w:p>
+      <w:pPr>
+        <w:ind w:left="140" w:hanging="100" w:hangingChars="50"/>
+        <w:rPr>
+          <w:rFonts w:hint="default" w:ascii="Consolas" w:hAnsi="Consolas" w:cs="Consolas"/>
+          <w:sz w:val="20"/>
+          <w:szCs w:val="20"/>
+        </w:rPr>
+      </w:pPr>
+      <w:r>
+        <w:rPr>
+          <w:rFonts w:hint="default" w:ascii="Consolas" w:hAnsi="Consolas" w:cs="Consolas"/>
+          <w:sz w:val="20"/>
+          <w:szCs w:val="20"/>
+        </w:rPr>
+        <w:t xml:space="preserve">  will-change: transform;</w:t>
+      </w:r>
+    </w:p>
+    <w:p>
+      <w:pPr>
+        <w:ind w:left="140" w:hanging="100" w:hangingChars="50"/>
+        <w:rPr>
+          <w:rFonts w:hint="default" w:ascii="Consolas" w:hAnsi="Consolas" w:cs="Consolas"/>
+          <w:sz w:val="20"/>
+          <w:szCs w:val="20"/>
+        </w:rPr>
+      </w:pPr>
+      <w:r>
+        <w:rPr>
+          <w:rFonts w:hint="default" w:ascii="Consolas" w:hAnsi="Consolas" w:cs="Consolas"/>
+          <w:sz w:val="20"/>
+          <w:szCs w:val="20"/>
+        </w:rPr>
+        <w:t>}</w:t>
+      </w:r>
+    </w:p>
+    <w:p>
+      <w:pPr>
+        <w:ind w:left="140" w:hanging="100" w:hangingChars="50"/>
+        <w:rPr>
+          <w:rFonts w:hint="default" w:ascii="Consolas" w:hAnsi="Consolas" w:cs="Consolas"/>
+          <w:sz w:val="20"/>
+          <w:szCs w:val="20"/>
+        </w:rPr>
+      </w:pPr>
+    </w:p>
+    <w:p>
+      <w:pPr>
+        <w:ind w:left="140" w:hanging="100" w:hangingChars="50"/>
+        <w:rPr>
+          <w:rFonts w:hint="default" w:ascii="Consolas" w:hAnsi="Consolas" w:cs="Consolas"/>
+          <w:sz w:val="20"/>
+          <w:szCs w:val="20"/>
+        </w:rPr>
+      </w:pPr>
+      <w:r>
+        <w:rPr>
+          <w:rFonts w:hint="default" w:ascii="Consolas" w:hAnsi="Consolas" w:cs="Consolas"/>
+          <w:sz w:val="20"/>
+          <w:szCs w:val="20"/>
+        </w:rPr>
+        <w:t>.header-text-area {</w:t>
+      </w:r>
+    </w:p>
+    <w:p>
+      <w:pPr>
+        <w:ind w:left="140" w:hanging="100" w:hangingChars="50"/>
+        <w:rPr>
+          <w:rFonts w:hint="default" w:ascii="Consolas" w:hAnsi="Consolas" w:cs="Consolas"/>
+          <w:sz w:val="20"/>
+          <w:szCs w:val="20"/>
+        </w:rPr>
+      </w:pPr>
+      <w:r>
+        <w:rPr>
+          <w:rFonts w:hint="default" w:ascii="Consolas" w:hAnsi="Consolas" w:cs="Consolas"/>
+          <w:sz w:val="20"/>
+          <w:szCs w:val="20"/>
+        </w:rPr>
+        <w:t xml:space="preserve">  float: left;</w:t>
+      </w:r>
+    </w:p>
+    <w:p>
+      <w:pPr>
+        <w:ind w:left="140" w:hanging="100" w:hangingChars="50"/>
+        <w:rPr>
+          <w:rFonts w:hint="default" w:ascii="Consolas" w:hAnsi="Consolas" w:cs="Consolas"/>
+          <w:sz w:val="20"/>
+          <w:szCs w:val="20"/>
+        </w:rPr>
+      </w:pPr>
+      <w:r>
+        <w:rPr>
+          <w:rFonts w:hint="default" w:ascii="Consolas" w:hAnsi="Consolas" w:cs="Consolas"/>
+          <w:sz w:val="20"/>
+          <w:szCs w:val="20"/>
+        </w:rPr>
+        <w:t xml:space="preserve">  width: 240px;</w:t>
+      </w:r>
+    </w:p>
+    <w:p>
+      <w:pPr>
+        <w:ind w:left="140" w:hanging="100" w:hangingChars="50"/>
+        <w:rPr>
+          <w:rFonts w:hint="default" w:ascii="Consolas" w:hAnsi="Consolas" w:cs="Consolas"/>
+          <w:sz w:val="20"/>
+          <w:szCs w:val="20"/>
+        </w:rPr>
+      </w:pPr>
+      <w:r>
+        <w:rPr>
+          <w:rFonts w:hint="default" w:ascii="Consolas" w:hAnsi="Consolas" w:cs="Consolas"/>
+          <w:sz w:val="20"/>
+          <w:szCs w:val="20"/>
+        </w:rPr>
+        <w:t xml:space="preserve">  margin-top: 60px;</w:t>
+      </w:r>
+    </w:p>
+    <w:p>
+      <w:pPr>
+        <w:ind w:left="140" w:hanging="100" w:hangingChars="50"/>
+        <w:rPr>
+          <w:rFonts w:hint="default" w:ascii="Consolas" w:hAnsi="Consolas" w:cs="Consolas"/>
+          <w:sz w:val="20"/>
+          <w:szCs w:val="20"/>
+        </w:rPr>
+      </w:pPr>
+      <w:r>
+        <w:rPr>
+          <w:rFonts w:hint="default" w:ascii="Consolas" w:hAnsi="Consolas" w:cs="Consolas"/>
+          <w:sz w:val="20"/>
+          <w:szCs w:val="20"/>
+        </w:rPr>
+        <w:t>}</w:t>
+      </w:r>
+    </w:p>
+    <w:p>
+      <w:pPr>
+        <w:ind w:left="140" w:hanging="100" w:hangingChars="50"/>
+        <w:rPr>
+          <w:rFonts w:hint="default" w:ascii="Consolas" w:hAnsi="Consolas" w:cs="Consolas"/>
+          <w:sz w:val="20"/>
+          <w:szCs w:val="20"/>
+        </w:rPr>
+      </w:pPr>
+    </w:p>
+    <w:p>
+      <w:pPr>
+        <w:ind w:left="140" w:hanging="100" w:hangingChars="50"/>
+        <w:rPr>
+          <w:rFonts w:hint="default" w:ascii="Consolas" w:hAnsi="Consolas" w:cs="Consolas"/>
+          <w:sz w:val="20"/>
+          <w:szCs w:val="20"/>
+        </w:rPr>
+      </w:pPr>
+      <w:r>
+        <w:rPr>
+          <w:rFonts w:hint="default" w:ascii="Consolas" w:hAnsi="Consolas" w:cs="Consolas"/>
+          <w:sz w:val="20"/>
+          <w:szCs w:val="20"/>
+        </w:rPr>
+        <w:t>.icons-for-parallax {</w:t>
+      </w:r>
+    </w:p>
+    <w:p>
+      <w:pPr>
+        <w:ind w:left="140" w:hanging="100" w:hangingChars="50"/>
+        <w:rPr>
+          <w:rFonts w:hint="default" w:ascii="Consolas" w:hAnsi="Consolas" w:cs="Consolas"/>
+          <w:sz w:val="20"/>
+          <w:szCs w:val="20"/>
+        </w:rPr>
+      </w:pPr>
+      <w:r>
+        <w:rPr>
+          <w:rFonts w:hint="default" w:ascii="Consolas" w:hAnsi="Consolas" w:cs="Consolas"/>
+          <w:sz w:val="20"/>
+          <w:szCs w:val="20"/>
+        </w:rPr>
+        <w:t xml:space="preserve">  float: right;</w:t>
+      </w:r>
+    </w:p>
+    <w:p>
+      <w:pPr>
+        <w:ind w:left="140" w:hanging="100" w:hangingChars="50"/>
+        <w:rPr>
+          <w:rFonts w:hint="default" w:ascii="Consolas" w:hAnsi="Consolas" w:cs="Consolas"/>
+          <w:sz w:val="20"/>
+          <w:szCs w:val="20"/>
+        </w:rPr>
+      </w:pPr>
+      <w:r>
+        <w:rPr>
+          <w:rFonts w:hint="default" w:ascii="Consolas" w:hAnsi="Consolas" w:cs="Consolas"/>
+          <w:sz w:val="20"/>
+          <w:szCs w:val="20"/>
+        </w:rPr>
+        <w:t xml:space="preserve">  width: 280px;</w:t>
+      </w:r>
+    </w:p>
+    <w:p>
+      <w:pPr>
+        <w:ind w:left="140" w:hanging="100" w:hangingChars="50"/>
+        <w:rPr>
+          <w:rFonts w:hint="default" w:ascii="Consolas" w:hAnsi="Consolas" w:cs="Consolas"/>
+          <w:sz w:val="20"/>
+          <w:szCs w:val="20"/>
+        </w:rPr>
+      </w:pPr>
+      <w:r>
+        <w:rPr>
+          <w:rFonts w:hint="default" w:ascii="Consolas" w:hAnsi="Consolas" w:cs="Consolas"/>
+          <w:sz w:val="20"/>
+          <w:szCs w:val="20"/>
+        </w:rPr>
+        <w:t xml:space="preserve">  height: 300px;</w:t>
+      </w:r>
+    </w:p>
+    <w:p>
+      <w:pPr>
+        <w:ind w:left="140" w:hanging="100" w:hangingChars="50"/>
+        <w:rPr>
+          <w:rFonts w:hint="default" w:ascii="Consolas" w:hAnsi="Consolas" w:cs="Consolas"/>
+          <w:sz w:val="20"/>
+          <w:szCs w:val="20"/>
+        </w:rPr>
+      </w:pPr>
+      <w:r>
+        <w:rPr>
+          <w:rFonts w:hint="default" w:ascii="Consolas" w:hAnsi="Consolas" w:cs="Consolas"/>
+          <w:sz w:val="20"/>
+          <w:szCs w:val="20"/>
+        </w:rPr>
+        <w:t xml:space="preserve">  position: relative;</w:t>
+      </w:r>
+    </w:p>
+    <w:p>
+      <w:pPr>
+        <w:ind w:left="140" w:hanging="100" w:hangingChars="50"/>
+        <w:rPr>
+          <w:rFonts w:hint="default" w:ascii="Consolas" w:hAnsi="Consolas" w:cs="Consolas"/>
+          <w:sz w:val="20"/>
+          <w:szCs w:val="20"/>
+        </w:rPr>
+      </w:pPr>
+      <w:r>
+        <w:rPr>
+          <w:rFonts w:hint="default" w:ascii="Consolas" w:hAnsi="Consolas" w:cs="Consolas"/>
+          <w:sz w:val="20"/>
+          <w:szCs w:val="20"/>
+        </w:rPr>
+        <w:t>}</w:t>
+      </w:r>
+    </w:p>
+    <w:p>
+      <w:pPr>
+        <w:ind w:left="140" w:hanging="100" w:hangingChars="50"/>
+        <w:rPr>
+          <w:rFonts w:hint="default" w:ascii="Consolas" w:hAnsi="Consolas" w:cs="Consolas"/>
+          <w:sz w:val="20"/>
+          <w:szCs w:val="20"/>
+        </w:rPr>
+      </w:pPr>
+    </w:p>
+    <w:p>
+      <w:pPr>
+        <w:ind w:left="140" w:hanging="100" w:hangingChars="50"/>
+        <w:rPr>
+          <w:rFonts w:hint="default" w:ascii="Consolas" w:hAnsi="Consolas" w:cs="Consolas"/>
+          <w:sz w:val="20"/>
+          <w:szCs w:val="20"/>
+        </w:rPr>
+      </w:pPr>
+      <w:r>
+        <w:rPr>
+          <w:rFonts w:hint="default" w:ascii="Consolas" w:hAnsi="Consolas" w:cs="Consolas"/>
+          <w:sz w:val="20"/>
+          <w:szCs w:val="20"/>
+        </w:rPr>
+        <w:t>.icons-for-parallax img {</w:t>
+      </w:r>
+    </w:p>
+    <w:p>
+      <w:pPr>
+        <w:ind w:left="140" w:hanging="100" w:hangingChars="50"/>
+        <w:rPr>
+          <w:rFonts w:hint="default" w:ascii="Consolas" w:hAnsi="Consolas" w:cs="Consolas"/>
+          <w:sz w:val="20"/>
+          <w:szCs w:val="20"/>
+        </w:rPr>
+      </w:pPr>
+      <w:r>
+        <w:rPr>
+          <w:rFonts w:hint="default" w:ascii="Consolas" w:hAnsi="Consolas" w:cs="Consolas"/>
+          <w:sz w:val="20"/>
+          <w:szCs w:val="20"/>
+        </w:rPr>
+        <w:t xml:space="preserve">  position: absolute;</w:t>
+      </w:r>
+    </w:p>
+    <w:p>
+      <w:pPr>
+        <w:ind w:left="140" w:hanging="100" w:hangingChars="50"/>
+        <w:rPr>
+          <w:rFonts w:hint="default" w:ascii="Consolas" w:hAnsi="Consolas" w:cs="Consolas"/>
+          <w:sz w:val="20"/>
+          <w:szCs w:val="20"/>
+        </w:rPr>
+      </w:pPr>
+      <w:r>
+        <w:rPr>
+          <w:rFonts w:hint="default" w:ascii="Consolas" w:hAnsi="Consolas" w:cs="Consolas"/>
+          <w:sz w:val="20"/>
+          <w:szCs w:val="20"/>
+        </w:rPr>
+        <w:t xml:space="preserve">  will-change: transform;</w:t>
+      </w:r>
+    </w:p>
+    <w:p>
+      <w:pPr>
+        <w:ind w:left="140" w:hanging="100" w:hangingChars="50"/>
+        <w:rPr>
+          <w:rFonts w:hint="default" w:ascii="Consolas" w:hAnsi="Consolas" w:cs="Consolas"/>
+          <w:sz w:val="20"/>
+          <w:szCs w:val="20"/>
+        </w:rPr>
+      </w:pPr>
+      <w:r>
+        <w:rPr>
+          <w:rFonts w:hint="default" w:ascii="Consolas" w:hAnsi="Consolas" w:cs="Consolas"/>
+          <w:sz w:val="20"/>
+          <w:szCs w:val="20"/>
+        </w:rPr>
+        <w:t>}</w:t>
+      </w:r>
+    </w:p>
+    <w:p>
+      <w:pPr>
+        <w:ind w:left="140" w:hanging="100" w:hangingChars="50"/>
+        <w:rPr>
+          <w:rFonts w:hint="default" w:ascii="Consolas" w:hAnsi="Consolas" w:cs="Consolas"/>
+          <w:sz w:val="20"/>
+          <w:szCs w:val="20"/>
+        </w:rPr>
+      </w:pPr>
+    </w:p>
+    <w:p>
+      <w:pPr>
+        <w:ind w:left="140" w:hanging="100" w:hangingChars="50"/>
+        <w:rPr>
+          <w:rFonts w:hint="default" w:ascii="Consolas" w:hAnsi="Consolas" w:cs="Consolas"/>
+          <w:sz w:val="20"/>
+          <w:szCs w:val="20"/>
+        </w:rPr>
+      </w:pPr>
+      <w:r>
+        <w:rPr>
+          <w:rFonts w:hint="default" w:ascii="Consolas" w:hAnsi="Consolas" w:cs="Consolas"/>
+          <w:sz w:val="20"/>
+          <w:szCs w:val="20"/>
+        </w:rPr>
+        <w:t>.icon-for-parallax-first {</w:t>
+      </w:r>
+    </w:p>
+    <w:p>
+      <w:pPr>
+        <w:ind w:left="140" w:hanging="100" w:hangingChars="50"/>
+        <w:rPr>
+          <w:rFonts w:hint="default" w:ascii="Consolas" w:hAnsi="Consolas" w:cs="Consolas"/>
+          <w:sz w:val="20"/>
+          <w:szCs w:val="20"/>
+        </w:rPr>
+      </w:pPr>
+      <w:r>
+        <w:rPr>
+          <w:rFonts w:hint="default" w:ascii="Consolas" w:hAnsi="Consolas" w:cs="Consolas"/>
+          <w:sz w:val="20"/>
+          <w:szCs w:val="20"/>
+        </w:rPr>
+        <w:t xml:space="preserve">  width: 200px;</w:t>
+      </w:r>
+    </w:p>
+    <w:p>
+      <w:pPr>
+        <w:ind w:left="140" w:hanging="100" w:hangingChars="50"/>
+        <w:rPr>
+          <w:rFonts w:hint="default" w:ascii="Consolas" w:hAnsi="Consolas" w:cs="Consolas"/>
+          <w:sz w:val="20"/>
+          <w:szCs w:val="20"/>
+        </w:rPr>
+      </w:pPr>
+      <w:r>
+        <w:rPr>
+          <w:rFonts w:hint="default" w:ascii="Consolas" w:hAnsi="Consolas" w:cs="Consolas"/>
+          <w:sz w:val="20"/>
+          <w:szCs w:val="20"/>
+        </w:rPr>
+        <w:t xml:space="preserve">  top: 140px;</w:t>
+      </w:r>
+    </w:p>
+    <w:p>
+      <w:pPr>
+        <w:ind w:left="140" w:hanging="100" w:hangingChars="50"/>
+        <w:rPr>
+          <w:rFonts w:hint="default" w:ascii="Consolas" w:hAnsi="Consolas" w:cs="Consolas"/>
+          <w:sz w:val="20"/>
+          <w:szCs w:val="20"/>
+        </w:rPr>
+      </w:pPr>
+      <w:r>
+        <w:rPr>
+          <w:rFonts w:hint="default" w:ascii="Consolas" w:hAnsi="Consolas" w:cs="Consolas"/>
+          <w:sz w:val="20"/>
+          <w:szCs w:val="20"/>
+        </w:rPr>
+        <w:t xml:space="preserve">  left: 0;</w:t>
+      </w:r>
+    </w:p>
+    <w:p>
+      <w:pPr>
+        <w:ind w:left="140" w:hanging="100" w:hangingChars="50"/>
+        <w:rPr>
+          <w:rFonts w:hint="default" w:ascii="Consolas" w:hAnsi="Consolas" w:cs="Consolas"/>
+          <w:sz w:val="20"/>
+          <w:szCs w:val="20"/>
+        </w:rPr>
+      </w:pPr>
+      <w:r>
+        <w:rPr>
+          <w:rFonts w:hint="default" w:ascii="Consolas" w:hAnsi="Consolas" w:cs="Consolas"/>
+          <w:sz w:val="20"/>
+          <w:szCs w:val="20"/>
+        </w:rPr>
+        <w:t xml:space="preserve">  z-index: 3;</w:t>
+      </w:r>
+    </w:p>
+    <w:p>
+      <w:pPr>
+        <w:ind w:left="140" w:hanging="100" w:hangingChars="50"/>
+        <w:rPr>
+          <w:rFonts w:hint="default" w:ascii="Consolas" w:hAnsi="Consolas" w:cs="Consolas"/>
+          <w:sz w:val="20"/>
+          <w:szCs w:val="20"/>
+        </w:rPr>
+      </w:pPr>
+      <w:r>
+        <w:rPr>
+          <w:rFonts w:hint="default" w:ascii="Consolas" w:hAnsi="Consolas" w:cs="Consolas"/>
+          <w:sz w:val="20"/>
+          <w:szCs w:val="20"/>
+        </w:rPr>
+        <w:t>}</w:t>
+      </w:r>
+    </w:p>
+    <w:p>
+      <w:pPr>
+        <w:ind w:left="140" w:hanging="100" w:hangingChars="50"/>
+        <w:rPr>
+          <w:rFonts w:hint="default" w:ascii="Consolas" w:hAnsi="Consolas" w:cs="Consolas"/>
+          <w:sz w:val="20"/>
+          <w:szCs w:val="20"/>
+        </w:rPr>
+      </w:pPr>
+    </w:p>
+    <w:p>
+      <w:pPr>
+        <w:ind w:left="140" w:hanging="100" w:hangingChars="50"/>
+        <w:rPr>
+          <w:rFonts w:hint="default" w:ascii="Consolas" w:hAnsi="Consolas" w:cs="Consolas"/>
+          <w:sz w:val="20"/>
+          <w:szCs w:val="20"/>
+        </w:rPr>
+      </w:pPr>
+      <w:r>
+        <w:rPr>
+          <w:rFonts w:hint="default" w:ascii="Consolas" w:hAnsi="Consolas" w:cs="Consolas"/>
+          <w:sz w:val="20"/>
+          <w:szCs w:val="20"/>
+        </w:rPr>
+        <w:t>.icon-for-parallax-second {</w:t>
+      </w:r>
+    </w:p>
+    <w:p>
+      <w:pPr>
+        <w:ind w:left="140" w:hanging="100" w:hangingChars="50"/>
+        <w:rPr>
+          <w:rFonts w:hint="default" w:ascii="Consolas" w:hAnsi="Consolas" w:cs="Consolas"/>
+          <w:sz w:val="20"/>
+          <w:szCs w:val="20"/>
+        </w:rPr>
+      </w:pPr>
+      <w:r>
+        <w:rPr>
+          <w:rFonts w:hint="default" w:ascii="Consolas" w:hAnsi="Consolas" w:cs="Consolas"/>
+          <w:sz w:val="20"/>
+          <w:szCs w:val="20"/>
+        </w:rPr>
+        <w:t xml:space="preserve">  width: 175px;</w:t>
+      </w:r>
+    </w:p>
+    <w:p>
+      <w:pPr>
+        <w:ind w:left="140" w:hanging="100" w:hangingChars="50"/>
+        <w:rPr>
+          <w:rFonts w:hint="default" w:ascii="Consolas" w:hAnsi="Consolas" w:cs="Consolas"/>
+          <w:sz w:val="20"/>
+          <w:szCs w:val="20"/>
+        </w:rPr>
+      </w:pPr>
+      <w:r>
+        <w:rPr>
+          <w:rFonts w:hint="default" w:ascii="Consolas" w:hAnsi="Consolas" w:cs="Consolas"/>
+          <w:sz w:val="20"/>
+          <w:szCs w:val="20"/>
+        </w:rPr>
+        <w:t xml:space="preserve">  top: 70px;</w:t>
+      </w:r>
+    </w:p>
+    <w:p>
+      <w:pPr>
+        <w:ind w:left="140" w:hanging="100" w:hangingChars="50"/>
+        <w:rPr>
+          <w:rFonts w:hint="default" w:ascii="Consolas" w:hAnsi="Consolas" w:cs="Consolas"/>
+          <w:sz w:val="20"/>
+          <w:szCs w:val="20"/>
+        </w:rPr>
+      </w:pPr>
+      <w:r>
+        <w:rPr>
+          <w:rFonts w:hint="default" w:ascii="Consolas" w:hAnsi="Consolas" w:cs="Consolas"/>
+          <w:sz w:val="20"/>
+          <w:szCs w:val="20"/>
+        </w:rPr>
+        <w:t xml:space="preserve">  left: 60px;</w:t>
+      </w:r>
+    </w:p>
+    <w:p>
+      <w:pPr>
+        <w:ind w:left="140" w:hanging="100" w:hangingChars="50"/>
+        <w:rPr>
+          <w:rFonts w:hint="default" w:ascii="Consolas" w:hAnsi="Consolas" w:cs="Consolas"/>
+          <w:sz w:val="20"/>
+          <w:szCs w:val="20"/>
+        </w:rPr>
+      </w:pPr>
+      <w:r>
+        <w:rPr>
+          <w:rFonts w:hint="default" w:ascii="Consolas" w:hAnsi="Consolas" w:cs="Consolas"/>
+          <w:sz w:val="20"/>
+          <w:szCs w:val="20"/>
+        </w:rPr>
+        <w:t xml:space="preserve">  z-index: 2;</w:t>
+      </w:r>
+    </w:p>
+    <w:p>
+      <w:pPr>
+        <w:ind w:left="140" w:hanging="100" w:hangingChars="50"/>
+        <w:rPr>
+          <w:rFonts w:hint="default" w:ascii="Consolas" w:hAnsi="Consolas" w:cs="Consolas"/>
+          <w:sz w:val="20"/>
+          <w:szCs w:val="20"/>
+        </w:rPr>
+      </w:pPr>
+      <w:r>
+        <w:rPr>
+          <w:rFonts w:hint="default" w:ascii="Consolas" w:hAnsi="Consolas" w:cs="Consolas"/>
+          <w:sz w:val="20"/>
+          <w:szCs w:val="20"/>
+        </w:rPr>
+        <w:t>}</w:t>
+      </w:r>
+    </w:p>
+    <w:p>
+      <w:pPr>
+        <w:ind w:left="140" w:hanging="100" w:hangingChars="50"/>
+        <w:rPr>
+          <w:rFonts w:hint="default" w:ascii="Consolas" w:hAnsi="Consolas" w:cs="Consolas"/>
+          <w:sz w:val="20"/>
+          <w:szCs w:val="20"/>
+        </w:rPr>
+      </w:pPr>
+    </w:p>
+    <w:p>
+      <w:pPr>
+        <w:ind w:left="140" w:hanging="100" w:hangingChars="50"/>
+        <w:rPr>
+          <w:rFonts w:hint="default" w:ascii="Consolas" w:hAnsi="Consolas" w:cs="Consolas"/>
+          <w:sz w:val="20"/>
+          <w:szCs w:val="20"/>
+        </w:rPr>
+      </w:pPr>
+      <w:r>
+        <w:rPr>
+          <w:rFonts w:hint="default" w:ascii="Consolas" w:hAnsi="Consolas" w:cs="Consolas"/>
+          <w:sz w:val="20"/>
+          <w:szCs w:val="20"/>
+        </w:rPr>
+        <w:t>.icon-for-parallax-third {</w:t>
+      </w:r>
+    </w:p>
+    <w:p>
+      <w:pPr>
+        <w:ind w:left="140" w:hanging="100" w:hangingChars="50"/>
+        <w:rPr>
+          <w:rFonts w:hint="default" w:ascii="Consolas" w:hAnsi="Consolas" w:cs="Consolas"/>
+          <w:sz w:val="20"/>
+          <w:szCs w:val="20"/>
+        </w:rPr>
+      </w:pPr>
+      <w:r>
+        <w:rPr>
+          <w:rFonts w:hint="default" w:ascii="Consolas" w:hAnsi="Consolas" w:cs="Consolas"/>
+          <w:sz w:val="20"/>
+          <w:szCs w:val="20"/>
+        </w:rPr>
+        <w:t xml:space="preserve">  width: 150px;</w:t>
+      </w:r>
+    </w:p>
+    <w:p>
+      <w:pPr>
+        <w:ind w:left="140" w:hanging="100" w:hangingChars="50"/>
+        <w:rPr>
+          <w:rFonts w:hint="default" w:ascii="Consolas" w:hAnsi="Consolas" w:cs="Consolas"/>
+          <w:sz w:val="20"/>
+          <w:szCs w:val="20"/>
+        </w:rPr>
+      </w:pPr>
+      <w:r>
+        <w:rPr>
+          <w:rFonts w:hint="default" w:ascii="Consolas" w:hAnsi="Consolas" w:cs="Consolas"/>
+          <w:sz w:val="20"/>
+          <w:szCs w:val="20"/>
+        </w:rPr>
+        <w:t xml:space="preserve">  top: 0;</w:t>
+      </w:r>
+    </w:p>
+    <w:p>
+      <w:pPr>
+        <w:ind w:left="140" w:hanging="100" w:hangingChars="50"/>
+        <w:rPr>
+          <w:rFonts w:hint="default" w:ascii="Consolas" w:hAnsi="Consolas" w:cs="Consolas"/>
+          <w:sz w:val="20"/>
+          <w:szCs w:val="20"/>
+        </w:rPr>
+      </w:pPr>
+      <w:r>
+        <w:rPr>
+          <w:rFonts w:hint="default" w:ascii="Consolas" w:hAnsi="Consolas" w:cs="Consolas"/>
+          <w:sz w:val="20"/>
+          <w:szCs w:val="20"/>
+        </w:rPr>
+        <w:t xml:space="preserve">  left: 120px;</w:t>
+      </w:r>
+    </w:p>
+    <w:p>
+      <w:pPr>
+        <w:ind w:left="140" w:hanging="100" w:hangingChars="50"/>
+        <w:rPr>
+          <w:rFonts w:hint="default" w:ascii="Consolas" w:hAnsi="Consolas" w:cs="Consolas"/>
+          <w:sz w:val="20"/>
+          <w:szCs w:val="20"/>
+        </w:rPr>
+      </w:pPr>
+      <w:r>
+        <w:rPr>
+          <w:rFonts w:hint="default" w:ascii="Consolas" w:hAnsi="Consolas" w:cs="Consolas"/>
+          <w:sz w:val="20"/>
+          <w:szCs w:val="20"/>
+        </w:rPr>
+        <w:t xml:space="preserve">  z-index: 1;</w:t>
+      </w:r>
+    </w:p>
+    <w:p>
+      <w:pPr>
+        <w:ind w:left="140" w:hanging="100" w:hangingChars="50"/>
+        <w:rPr>
+          <w:rFonts w:hint="default" w:ascii="Consolas" w:hAnsi="Consolas" w:cs="Consolas"/>
+          <w:sz w:val="20"/>
+          <w:szCs w:val="20"/>
+        </w:rPr>
+      </w:pPr>
+      <w:r>
+        <w:rPr>
+          <w:rFonts w:hint="default" w:ascii="Consolas" w:hAnsi="Consolas" w:cs="Consolas"/>
+          <w:sz w:val="20"/>
+          <w:szCs w:val="20"/>
+        </w:rPr>
+        <w:t>}</w:t>
+      </w:r>
+    </w:p>
+    <w:p>
+      <w:pPr>
+        <w:ind w:left="140" w:hanging="100" w:hangingChars="50"/>
+        <w:rPr>
+          <w:rFonts w:hint="default" w:ascii="Consolas" w:hAnsi="Consolas" w:cs="Consolas"/>
+          <w:sz w:val="20"/>
+          <w:szCs w:val="20"/>
+        </w:rPr>
+      </w:pPr>
+    </w:p>
+    <w:p>
+      <w:pPr>
+        <w:ind w:left="140" w:hanging="100" w:hangingChars="50"/>
+        <w:rPr>
+          <w:rFonts w:hint="default" w:ascii="Consolas" w:hAnsi="Consolas" w:cs="Consolas"/>
+          <w:sz w:val="20"/>
+          <w:szCs w:val="20"/>
+        </w:rPr>
+      </w:pPr>
+      <w:r>
+        <w:rPr>
+          <w:rFonts w:hint="default" w:ascii="Consolas" w:hAnsi="Consolas" w:cs="Consolas"/>
+          <w:sz w:val="20"/>
+          <w:szCs w:val="20"/>
+        </w:rPr>
+        <w:t>/* Кнопка «свернуть» — чтобы не налезала на дату */</w:t>
+      </w:r>
+    </w:p>
+    <w:p>
+      <w:pPr>
+        <w:ind w:left="140" w:hanging="100" w:hangingChars="50"/>
+        <w:rPr>
+          <w:rFonts w:hint="default" w:ascii="Consolas" w:hAnsi="Consolas" w:cs="Consolas"/>
+          <w:sz w:val="20"/>
+          <w:szCs w:val="20"/>
+        </w:rPr>
+      </w:pPr>
+      <w:r>
+        <w:rPr>
+          <w:rFonts w:hint="default" w:ascii="Consolas" w:hAnsi="Consolas" w:cs="Consolas"/>
+          <w:sz w:val="20"/>
+          <w:szCs w:val="20"/>
+        </w:rPr>
+        <w:t>.fold-button {</w:t>
+      </w:r>
+    </w:p>
+    <w:p>
+      <w:pPr>
+        <w:ind w:left="140" w:hanging="100" w:hangingChars="50"/>
+        <w:rPr>
+          <w:rFonts w:hint="default" w:ascii="Consolas" w:hAnsi="Consolas" w:cs="Consolas"/>
+          <w:sz w:val="20"/>
+          <w:szCs w:val="20"/>
+        </w:rPr>
+      </w:pPr>
+      <w:r>
+        <w:rPr>
+          <w:rFonts w:hint="default" w:ascii="Consolas" w:hAnsi="Consolas" w:cs="Consolas"/>
+          <w:sz w:val="20"/>
+          <w:szCs w:val="20"/>
+        </w:rPr>
+        <w:t xml:space="preserve">  position: absolute;</w:t>
+      </w:r>
+    </w:p>
+    <w:p>
+      <w:pPr>
+        <w:ind w:left="140" w:hanging="100" w:hangingChars="50"/>
+        <w:rPr>
+          <w:rFonts w:hint="default" w:ascii="Consolas" w:hAnsi="Consolas" w:cs="Consolas"/>
+          <w:sz w:val="20"/>
+          <w:szCs w:val="20"/>
+        </w:rPr>
+      </w:pPr>
+      <w:r>
+        <w:rPr>
+          <w:rFonts w:hint="default" w:ascii="Consolas" w:hAnsi="Consolas" w:cs="Consolas"/>
+          <w:sz w:val="20"/>
+          <w:szCs w:val="20"/>
+        </w:rPr>
+        <w:t xml:space="preserve">  right: 18px;</w:t>
+      </w:r>
+    </w:p>
+    <w:p>
+      <w:pPr>
+        <w:ind w:left="140" w:hanging="100" w:hangingChars="50"/>
+        <w:rPr>
+          <w:rFonts w:hint="default" w:ascii="Consolas" w:hAnsi="Consolas" w:cs="Consolas"/>
+          <w:sz w:val="20"/>
+          <w:szCs w:val="20"/>
+        </w:rPr>
+      </w:pPr>
+      <w:r>
+        <w:rPr>
+          <w:rFonts w:hint="default" w:ascii="Consolas" w:hAnsi="Consolas" w:cs="Consolas"/>
+          <w:sz w:val="20"/>
+          <w:szCs w:val="20"/>
+        </w:rPr>
+        <w:t xml:space="preserve">  top: 16px;</w:t>
+      </w:r>
+    </w:p>
+    <w:p>
+      <w:pPr>
+        <w:ind w:left="140" w:hanging="100" w:hangingChars="50"/>
         <w:rPr>
           <w:rFonts w:hint="default" w:ascii="Times New Roman" w:hAnsi="Times New Roman" w:cs="Times New Roman"/>
           <w:sz w:val="28"/>
@@ -2454,553 +3539,12 @@
       </w:pPr>
       <w:r>
         <w:rPr>
-          <w:rFonts w:hint="default" w:ascii="Times New Roman" w:hAnsi="Times New Roman" w:cs="Times New Roman"/>
-          <w:sz w:val="28"/>
-          <w:szCs w:val="28"/>
-        </w:rPr>
-        <w:t>Для размещения блоков шапки и иконок применены стили. Блок с иконками сделан относительным, а сами иконки — абсолютными с разными размерами и слоями (z-index). Для плавности анимации добавлено will-change: transform. Кнопка «свернуть» позиционируется абсолютно, чтобы не перекрывать дату/текст.</w:t>
-      </w:r>
-    </w:p>
-    <w:p>
-      <w:pPr>
-        <w:rPr>
-          <w:rFonts w:hint="default" w:ascii="Times New Roman" w:hAnsi="Times New Roman" w:cs="Times New Roman"/>
-          <w:sz w:val="28"/>
-          <w:szCs w:val="28"/>
-        </w:rPr>
-      </w:pPr>
-      <w:r>
-        <w:rPr>
-          <w:rFonts w:hint="default" w:ascii="Times New Roman" w:hAnsi="Times New Roman" w:cs="Times New Roman"/>
-          <w:b/>
-          <w:sz w:val="28"/>
-          <w:szCs w:val="28"/>
-        </w:rPr>
-        <w:t>Листинг 3 — Стили для иконок параллакса (articles/static/css/article.css)</w:t>
-      </w:r>
-    </w:p>
-    <w:p>
-      <w:pPr>
-        <w:rPr>
-          <w:rFonts w:hint="default" w:ascii="Consolas" w:hAnsi="Consolas" w:cs="Consolas"/>
-          <w:sz w:val="20"/>
-          <w:szCs w:val="20"/>
-        </w:rPr>
-      </w:pPr>
-      <w:r>
-        <w:rPr>
-          <w:rFonts w:hint="default" w:ascii="Consolas" w:hAnsi="Consolas" w:cs="Consolas"/>
-          <w:sz w:val="20"/>
-          <w:szCs w:val="20"/>
-        </w:rPr>
-        <w:t>.header {</w:t>
-      </w:r>
-      <w:r>
-        <w:rPr>
-          <w:rFonts w:hint="default" w:ascii="Consolas" w:hAnsi="Consolas" w:cs="Consolas"/>
-          <w:sz w:val="20"/>
-          <w:szCs w:val="20"/>
-        </w:rPr>
-        <w:br w:type="textWrapping"/>
-      </w:r>
-      <w:r>
-        <w:rPr>
-          <w:rFonts w:hint="default" w:ascii="Consolas" w:hAnsi="Consolas" w:cs="Consolas"/>
-          <w:sz w:val="20"/>
-          <w:szCs w:val="20"/>
-        </w:rPr>
-        <w:t xml:space="preserve">  background: #cfe9e4;</w:t>
-      </w:r>
-      <w:r>
-        <w:rPr>
-          <w:rFonts w:hint="default" w:ascii="Consolas" w:hAnsi="Consolas" w:cs="Consolas"/>
-          <w:sz w:val="20"/>
-          <w:szCs w:val="20"/>
-        </w:rPr>
-        <w:br w:type="textWrapping"/>
-      </w:r>
-      <w:r>
-        <w:rPr>
-          <w:rFonts w:hint="default" w:ascii="Consolas" w:hAnsi="Consolas" w:cs="Consolas"/>
-          <w:sz w:val="20"/>
-          <w:szCs w:val="20"/>
-        </w:rPr>
-        <w:t xml:space="preserve">  padding: 18px 22px;</w:t>
-      </w:r>
-      <w:r>
-        <w:rPr>
-          <w:rFonts w:hint="default" w:ascii="Consolas" w:hAnsi="Consolas" w:cs="Consolas"/>
-          <w:sz w:val="20"/>
-          <w:szCs w:val="20"/>
-        </w:rPr>
-        <w:br w:type="textWrapping"/>
-      </w:r>
-      <w:r>
-        <w:rPr>
           <w:rFonts w:hint="default" w:ascii="Consolas" w:hAnsi="Consolas" w:cs="Consolas"/>
           <w:sz w:val="20"/>
           <w:szCs w:val="20"/>
         </w:rPr>
         <w:t>}</w:t>
       </w:r>
-      <w:r>
-        <w:rPr>
-          <w:rFonts w:hint="default" w:ascii="Consolas" w:hAnsi="Consolas" w:cs="Consolas"/>
-          <w:sz w:val="20"/>
-          <w:szCs w:val="20"/>
-        </w:rPr>
-        <w:br w:type="textWrapping"/>
-      </w:r>
-      <w:r>
-        <w:rPr>
-          <w:rFonts w:hint="default" w:ascii="Consolas" w:hAnsi="Consolas" w:cs="Consolas"/>
-          <w:sz w:val="20"/>
-          <w:szCs w:val="20"/>
-        </w:rPr>
-        <w:t>.header .logo { will-change: transform; }</w:t>
-      </w:r>
-      <w:r>
-        <w:rPr>
-          <w:rFonts w:hint="default" w:ascii="Consolas" w:hAnsi="Consolas" w:cs="Consolas"/>
-          <w:sz w:val="20"/>
-          <w:szCs w:val="20"/>
-        </w:rPr>
-        <w:br w:type="textWrapping"/>
-      </w:r>
-      <w:r>
-        <w:rPr>
-          <w:rFonts w:hint="default" w:ascii="Consolas" w:hAnsi="Consolas" w:cs="Consolas"/>
-          <w:sz w:val="20"/>
-          <w:szCs w:val="20"/>
-        </w:rPr>
-        <w:br w:type="textWrapping"/>
-      </w:r>
-      <w:r>
-        <w:rPr>
-          <w:rFonts w:hint="default" w:ascii="Consolas" w:hAnsi="Consolas" w:cs="Consolas"/>
-          <w:sz w:val="20"/>
-          <w:szCs w:val="20"/>
-        </w:rPr>
-        <w:t>.header-text-area {</w:t>
-      </w:r>
-      <w:r>
-        <w:rPr>
-          <w:rFonts w:hint="default" w:ascii="Consolas" w:hAnsi="Consolas" w:cs="Consolas"/>
-          <w:sz w:val="20"/>
-          <w:szCs w:val="20"/>
-        </w:rPr>
-        <w:br w:type="textWrapping"/>
-      </w:r>
-      <w:r>
-        <w:rPr>
-          <w:rFonts w:hint="default" w:ascii="Consolas" w:hAnsi="Consolas" w:cs="Consolas"/>
-          <w:sz w:val="20"/>
-          <w:szCs w:val="20"/>
-        </w:rPr>
-        <w:t xml:space="preserve">  float: left;</w:t>
-      </w:r>
-      <w:r>
-        <w:rPr>
-          <w:rFonts w:hint="default" w:ascii="Consolas" w:hAnsi="Consolas" w:cs="Consolas"/>
-          <w:sz w:val="20"/>
-          <w:szCs w:val="20"/>
-        </w:rPr>
-        <w:br w:type="textWrapping"/>
-      </w:r>
-      <w:r>
-        <w:rPr>
-          <w:rFonts w:hint="default" w:ascii="Consolas" w:hAnsi="Consolas" w:cs="Consolas"/>
-          <w:sz w:val="20"/>
-          <w:szCs w:val="20"/>
-        </w:rPr>
-        <w:t xml:space="preserve">  width: 240px;</w:t>
-      </w:r>
-      <w:r>
-        <w:rPr>
-          <w:rFonts w:hint="default" w:ascii="Consolas" w:hAnsi="Consolas" w:cs="Consolas"/>
-          <w:sz w:val="20"/>
-          <w:szCs w:val="20"/>
-        </w:rPr>
-        <w:br w:type="textWrapping"/>
-      </w:r>
-      <w:r>
-        <w:rPr>
-          <w:rFonts w:hint="default" w:ascii="Consolas" w:hAnsi="Consolas" w:cs="Consolas"/>
-          <w:sz w:val="20"/>
-          <w:szCs w:val="20"/>
-        </w:rPr>
-        <w:t xml:space="preserve">  margin-top: 60px;</w:t>
-      </w:r>
-      <w:r>
-        <w:rPr>
-          <w:rFonts w:hint="default" w:ascii="Consolas" w:hAnsi="Consolas" w:cs="Consolas"/>
-          <w:sz w:val="20"/>
-          <w:szCs w:val="20"/>
-        </w:rPr>
-        <w:br w:type="textWrapping"/>
-      </w:r>
-      <w:r>
-        <w:rPr>
-          <w:rFonts w:hint="default" w:ascii="Consolas" w:hAnsi="Consolas" w:cs="Consolas"/>
-          <w:sz w:val="20"/>
-          <w:szCs w:val="20"/>
-        </w:rPr>
-        <w:t>}</w:t>
-      </w:r>
-      <w:r>
-        <w:rPr>
-          <w:rFonts w:hint="default" w:ascii="Consolas" w:hAnsi="Consolas" w:cs="Consolas"/>
-          <w:sz w:val="20"/>
-          <w:szCs w:val="20"/>
-        </w:rPr>
-        <w:br w:type="textWrapping"/>
-      </w:r>
-      <w:r>
-        <w:rPr>
-          <w:rFonts w:hint="default" w:ascii="Consolas" w:hAnsi="Consolas" w:cs="Consolas"/>
-          <w:sz w:val="20"/>
-          <w:szCs w:val="20"/>
-        </w:rPr>
-        <w:br w:type="textWrapping"/>
-      </w:r>
-      <w:r>
-        <w:rPr>
-          <w:rFonts w:hint="default" w:ascii="Consolas" w:hAnsi="Consolas" w:cs="Consolas"/>
-          <w:sz w:val="20"/>
-          <w:szCs w:val="20"/>
-        </w:rPr>
-        <w:t>.icons-for-parallax {</w:t>
-      </w:r>
-      <w:r>
-        <w:rPr>
-          <w:rFonts w:hint="default" w:ascii="Consolas" w:hAnsi="Consolas" w:cs="Consolas"/>
-          <w:sz w:val="20"/>
-          <w:szCs w:val="20"/>
-        </w:rPr>
-        <w:br w:type="textWrapping"/>
-      </w:r>
-      <w:r>
-        <w:rPr>
-          <w:rFonts w:hint="default" w:ascii="Consolas" w:hAnsi="Consolas" w:cs="Consolas"/>
-          <w:sz w:val="20"/>
-          <w:szCs w:val="20"/>
-        </w:rPr>
-        <w:t xml:space="preserve">  float: right;</w:t>
-      </w:r>
-      <w:r>
-        <w:rPr>
-          <w:rFonts w:hint="default" w:ascii="Consolas" w:hAnsi="Consolas" w:cs="Consolas"/>
-          <w:sz w:val="20"/>
-          <w:szCs w:val="20"/>
-        </w:rPr>
-        <w:br w:type="textWrapping"/>
-      </w:r>
-      <w:r>
-        <w:rPr>
-          <w:rFonts w:hint="default" w:ascii="Consolas" w:hAnsi="Consolas" w:cs="Consolas"/>
-          <w:sz w:val="20"/>
-          <w:szCs w:val="20"/>
-        </w:rPr>
-        <w:t xml:space="preserve">  width: 280px;</w:t>
-      </w:r>
-      <w:r>
-        <w:rPr>
-          <w:rFonts w:hint="default" w:ascii="Consolas" w:hAnsi="Consolas" w:cs="Consolas"/>
-          <w:sz w:val="20"/>
-          <w:szCs w:val="20"/>
-        </w:rPr>
-        <w:br w:type="textWrapping"/>
-      </w:r>
-      <w:r>
-        <w:rPr>
-          <w:rFonts w:hint="default" w:ascii="Consolas" w:hAnsi="Consolas" w:cs="Consolas"/>
-          <w:sz w:val="20"/>
-          <w:szCs w:val="20"/>
-        </w:rPr>
-        <w:t xml:space="preserve">  height: 300px;</w:t>
-      </w:r>
-      <w:r>
-        <w:rPr>
-          <w:rFonts w:hint="default" w:ascii="Consolas" w:hAnsi="Consolas" w:cs="Consolas"/>
-          <w:sz w:val="20"/>
-          <w:szCs w:val="20"/>
-        </w:rPr>
-        <w:br w:type="textWrapping"/>
-      </w:r>
-      <w:r>
-        <w:rPr>
-          <w:rFonts w:hint="default" w:ascii="Consolas" w:hAnsi="Consolas" w:cs="Consolas"/>
-          <w:sz w:val="20"/>
-          <w:szCs w:val="20"/>
-        </w:rPr>
-        <w:t xml:space="preserve">  position: relative;</w:t>
-      </w:r>
-      <w:r>
-        <w:rPr>
-          <w:rFonts w:hint="default" w:ascii="Consolas" w:hAnsi="Consolas" w:cs="Consolas"/>
-          <w:sz w:val="20"/>
-          <w:szCs w:val="20"/>
-        </w:rPr>
-        <w:br w:type="textWrapping"/>
-      </w:r>
-      <w:r>
-        <w:rPr>
-          <w:rFonts w:hint="default" w:ascii="Consolas" w:hAnsi="Consolas" w:cs="Consolas"/>
-          <w:sz w:val="20"/>
-          <w:szCs w:val="20"/>
-        </w:rPr>
-        <w:t>}</w:t>
-      </w:r>
-      <w:r>
-        <w:rPr>
-          <w:rFonts w:hint="default" w:ascii="Consolas" w:hAnsi="Consolas" w:cs="Consolas"/>
-          <w:sz w:val="20"/>
-          <w:szCs w:val="20"/>
-        </w:rPr>
-        <w:br w:type="textWrapping"/>
-      </w:r>
-      <w:r>
-        <w:rPr>
-          <w:rFonts w:hint="default" w:ascii="Consolas" w:hAnsi="Consolas" w:cs="Consolas"/>
-          <w:sz w:val="20"/>
-          <w:szCs w:val="20"/>
-        </w:rPr>
-        <w:t>.icons-for-parallax img {</w:t>
-      </w:r>
-      <w:r>
-        <w:rPr>
-          <w:rFonts w:hint="default" w:ascii="Consolas" w:hAnsi="Consolas" w:cs="Consolas"/>
-          <w:sz w:val="20"/>
-          <w:szCs w:val="20"/>
-        </w:rPr>
-        <w:br w:type="textWrapping"/>
-      </w:r>
-      <w:r>
-        <w:rPr>
-          <w:rFonts w:hint="default" w:ascii="Consolas" w:hAnsi="Consolas" w:cs="Consolas"/>
-          <w:sz w:val="20"/>
-          <w:szCs w:val="20"/>
-        </w:rPr>
-        <w:t xml:space="preserve">  position: absolute;</w:t>
-      </w:r>
-      <w:r>
-        <w:rPr>
-          <w:rFonts w:hint="default" w:ascii="Consolas" w:hAnsi="Consolas" w:cs="Consolas"/>
-          <w:sz w:val="20"/>
-          <w:szCs w:val="20"/>
-        </w:rPr>
-        <w:br w:type="textWrapping"/>
-      </w:r>
-      <w:r>
-        <w:rPr>
-          <w:rFonts w:hint="default" w:ascii="Consolas" w:hAnsi="Consolas" w:cs="Consolas"/>
-          <w:sz w:val="20"/>
-          <w:szCs w:val="20"/>
-        </w:rPr>
-        <w:t xml:space="preserve">  top: 0;</w:t>
-      </w:r>
-      <w:r>
-        <w:rPr>
-          <w:rFonts w:hint="default" w:ascii="Consolas" w:hAnsi="Consolas" w:cs="Consolas"/>
-          <w:sz w:val="20"/>
-          <w:szCs w:val="20"/>
-        </w:rPr>
-        <w:br w:type="textWrapping"/>
-      </w:r>
-      <w:r>
-        <w:rPr>
-          <w:rFonts w:hint="default" w:ascii="Consolas" w:hAnsi="Consolas" w:cs="Consolas"/>
-          <w:sz w:val="20"/>
-          <w:szCs w:val="20"/>
-        </w:rPr>
-        <w:t xml:space="preserve">  will-change: transform;</w:t>
-      </w:r>
-      <w:r>
-        <w:rPr>
-          <w:rFonts w:hint="default" w:ascii="Consolas" w:hAnsi="Consolas" w:cs="Consolas"/>
-          <w:sz w:val="20"/>
-          <w:szCs w:val="20"/>
-        </w:rPr>
-        <w:br w:type="textWrapping"/>
-      </w:r>
-      <w:r>
-        <w:rPr>
-          <w:rFonts w:hint="default" w:ascii="Consolas" w:hAnsi="Consolas" w:cs="Consolas"/>
-          <w:sz w:val="20"/>
-          <w:szCs w:val="20"/>
-        </w:rPr>
-        <w:t>}</w:t>
-      </w:r>
-      <w:r>
-        <w:rPr>
-          <w:rFonts w:hint="default" w:ascii="Consolas" w:hAnsi="Consolas" w:cs="Consolas"/>
-          <w:sz w:val="20"/>
-          <w:szCs w:val="20"/>
-        </w:rPr>
-        <w:br w:type="textWrapping"/>
-      </w:r>
-      <w:r>
-        <w:rPr>
-          <w:rFonts w:hint="default" w:ascii="Consolas" w:hAnsi="Consolas" w:cs="Consolas"/>
-          <w:sz w:val="20"/>
-          <w:szCs w:val="20"/>
-        </w:rPr>
-        <w:br w:type="textWrapping"/>
-      </w:r>
-      <w:r>
-        <w:rPr>
-          <w:rFonts w:hint="default" w:ascii="Consolas" w:hAnsi="Consolas" w:cs="Consolas"/>
-          <w:sz w:val="20"/>
-          <w:szCs w:val="20"/>
-        </w:rPr>
-        <w:t>.icon-for-parallax-first { width: 200px; margin-top: 140px; z-index: 3; }</w:t>
-      </w:r>
-      <w:r>
-        <w:rPr>
-          <w:rFonts w:hint="default" w:ascii="Consolas" w:hAnsi="Consolas" w:cs="Consolas"/>
-          <w:sz w:val="20"/>
-          <w:szCs w:val="20"/>
-        </w:rPr>
-        <w:br w:type="textWrapping"/>
-      </w:r>
-      <w:r>
-        <w:rPr>
-          <w:rFonts w:hint="default" w:ascii="Consolas" w:hAnsi="Consolas" w:cs="Consolas"/>
-          <w:sz w:val="20"/>
-          <w:szCs w:val="20"/>
-        </w:rPr>
-        <w:t>.icon-for-parallax-second { width: 175px; margin-top: 70px; margin-left: 60px; z-index: 2; }</w:t>
-      </w:r>
-      <w:r>
-        <w:rPr>
-          <w:rFonts w:hint="default" w:ascii="Consolas" w:hAnsi="Consolas" w:cs="Consolas"/>
-          <w:sz w:val="20"/>
-          <w:szCs w:val="20"/>
-        </w:rPr>
-        <w:br w:type="textWrapping"/>
-      </w:r>
-      <w:r>
-        <w:rPr>
-          <w:rFonts w:hint="default" w:ascii="Consolas" w:hAnsi="Consolas" w:cs="Consolas"/>
-          <w:sz w:val="20"/>
-          <w:szCs w:val="20"/>
-        </w:rPr>
-        <w:t>.icon-for-parallax-third { width: 150px; margin-left: 120px; z-index: 1; }</w:t>
-      </w:r>
-      <w:r>
-        <w:rPr>
-          <w:rFonts w:hint="default" w:ascii="Consolas" w:hAnsi="Consolas" w:cs="Consolas"/>
-          <w:sz w:val="20"/>
-          <w:szCs w:val="20"/>
-        </w:rPr>
-        <w:br w:type="textWrapping"/>
-      </w:r>
-      <w:r>
-        <w:rPr>
-          <w:rFonts w:hint="default" w:ascii="Consolas" w:hAnsi="Consolas" w:cs="Consolas"/>
-          <w:sz w:val="20"/>
-          <w:szCs w:val="20"/>
-        </w:rPr>
-        <w:br w:type="textWrapping"/>
-      </w:r>
-      <w:r>
-        <w:rPr>
-          <w:rFonts w:hint="default" w:ascii="Consolas" w:hAnsi="Consolas" w:cs="Consolas"/>
-          <w:sz w:val="20"/>
-          <w:szCs w:val="20"/>
-        </w:rPr>
-        <w:t>/* Кнопка «свернуть» — чтобы не налезала на дату */</w:t>
-      </w:r>
-      <w:r>
-        <w:rPr>
-          <w:rFonts w:hint="default" w:ascii="Consolas" w:hAnsi="Consolas" w:cs="Consolas"/>
-          <w:sz w:val="20"/>
-          <w:szCs w:val="20"/>
-        </w:rPr>
-        <w:br w:type="textWrapping"/>
-      </w:r>
-      <w:r>
-        <w:rPr>
-          <w:rFonts w:hint="default" w:ascii="Consolas" w:hAnsi="Consolas" w:cs="Consolas"/>
-          <w:sz w:val="20"/>
-          <w:szCs w:val="20"/>
-        </w:rPr>
-        <w:t>.fold-button {</w:t>
-      </w:r>
-      <w:r>
-        <w:rPr>
-          <w:rFonts w:hint="default" w:ascii="Consolas" w:hAnsi="Consolas" w:cs="Consolas"/>
-          <w:sz w:val="20"/>
-          <w:szCs w:val="20"/>
-        </w:rPr>
-        <w:br w:type="textWrapping"/>
-      </w:r>
-      <w:r>
-        <w:rPr>
-          <w:rFonts w:hint="default" w:ascii="Consolas" w:hAnsi="Consolas" w:cs="Consolas"/>
-          <w:sz w:val="20"/>
-          <w:szCs w:val="20"/>
-        </w:rPr>
-        <w:t xml:space="preserve">  position: absolute;</w:t>
-      </w:r>
-      <w:r>
-        <w:rPr>
-          <w:rFonts w:hint="default" w:ascii="Consolas" w:hAnsi="Consolas" w:cs="Consolas"/>
-          <w:sz w:val="20"/>
-          <w:szCs w:val="20"/>
-        </w:rPr>
-        <w:br w:type="textWrapping"/>
-      </w:r>
-      <w:r>
-        <w:rPr>
-          <w:rFonts w:hint="default" w:ascii="Consolas" w:hAnsi="Consolas" w:cs="Consolas"/>
-          <w:sz w:val="20"/>
-          <w:szCs w:val="20"/>
-        </w:rPr>
-        <w:t xml:space="preserve">  right: 18px;</w:t>
-      </w:r>
-      <w:r>
-        <w:rPr>
-          <w:rFonts w:hint="default" w:ascii="Consolas" w:hAnsi="Consolas" w:cs="Consolas"/>
-          <w:sz w:val="20"/>
-          <w:szCs w:val="20"/>
-        </w:rPr>
-        <w:br w:type="textWrapping"/>
-      </w:r>
-      <w:r>
-        <w:rPr>
-          <w:rFonts w:hint="default" w:ascii="Consolas" w:hAnsi="Consolas" w:cs="Consolas"/>
-          <w:sz w:val="20"/>
-          <w:szCs w:val="20"/>
-        </w:rPr>
-        <w:t xml:space="preserve">  top: 16px;</w:t>
-      </w:r>
-      <w:r>
-        <w:rPr>
-          <w:rFonts w:hint="default" w:ascii="Consolas" w:hAnsi="Consolas" w:cs="Consolas"/>
-          <w:sz w:val="20"/>
-          <w:szCs w:val="20"/>
-        </w:rPr>
-        <w:br w:type="textWrapping"/>
-      </w:r>
-      <w:r>
-        <w:rPr>
-          <w:rFonts w:hint="default" w:ascii="Consolas" w:hAnsi="Consolas" w:cs="Consolas"/>
-          <w:sz w:val="20"/>
-          <w:szCs w:val="20"/>
-        </w:rPr>
-        <w:t>}</w:t>
-      </w:r>
-    </w:p>
-    <w:p>
-      <w:pPr>
-        <w:ind w:left="140" w:hanging="140" w:hangingChars="50"/>
-        <w:rPr>
-          <w:rFonts w:hint="default" w:ascii="Times New Roman" w:hAnsi="Times New Roman" w:cs="Times New Roman"/>
-          <w:sz w:val="28"/>
-          <w:szCs w:val="28"/>
-        </w:rPr>
-      </w:pPr>
       <w:r>
         <w:rPr>
           <w:rFonts w:hint="default" w:ascii="Times New Roman" w:hAnsi="Times New Roman" w:cs="Times New Roman"/>
@@ -3332,6 +3876,7 @@
     </w:p>
     <w:p>
       <w:pPr>
+        <w:ind w:left="140" w:hanging="100" w:hangingChars="50"/>
         <w:rPr>
           <w:rFonts w:hint="default" w:ascii="Consolas" w:hAnsi="Consolas" w:cs="Consolas"/>
           <w:sz w:val="20"/>
@@ -3346,14 +3891,16 @@
         </w:rPr>
         <w:t>$(document).ready(function () {</w:t>
       </w:r>
-      <w:r>
-        <w:rPr>
-          <w:rFonts w:hint="default" w:ascii="Consolas" w:hAnsi="Consolas" w:cs="Consolas"/>
-          <w:sz w:val="20"/>
-          <w:szCs w:val="20"/>
-        </w:rPr>
-        <w:br w:type="textWrapping"/>
-      </w:r>
+    </w:p>
+    <w:p>
+      <w:pPr>
+        <w:ind w:left="140" w:hanging="100" w:hangingChars="50"/>
+        <w:rPr>
+          <w:rFonts w:hint="default" w:ascii="Consolas" w:hAnsi="Consolas" w:cs="Consolas"/>
+          <w:sz w:val="20"/>
+          <w:szCs w:val="20"/>
+        </w:rPr>
+      </w:pPr>
       <w:r>
         <w:rPr>
           <w:rFonts w:hint="default" w:ascii="Consolas" w:hAnsi="Consolas" w:cs="Consolas"/>
@@ -3362,14 +3909,16 @@
         </w:rPr>
         <w:t xml:space="preserve">  var $layers = $('.icons-for-parallax img');</w:t>
       </w:r>
-      <w:r>
-        <w:rPr>
-          <w:rFonts w:hint="default" w:ascii="Consolas" w:hAnsi="Consolas" w:cs="Consolas"/>
-          <w:sz w:val="20"/>
-          <w:szCs w:val="20"/>
-        </w:rPr>
-        <w:br w:type="textWrapping"/>
-      </w:r>
+    </w:p>
+    <w:p>
+      <w:pPr>
+        <w:ind w:left="140" w:hanging="100" w:hangingChars="50"/>
+        <w:rPr>
+          <w:rFonts w:hint="default" w:ascii="Consolas" w:hAnsi="Consolas" w:cs="Consolas"/>
+          <w:sz w:val="20"/>
+          <w:szCs w:val="20"/>
+        </w:rPr>
+      </w:pPr>
       <w:r>
         <w:rPr>
           <w:rFonts w:hint="default" w:ascii="Consolas" w:hAnsi="Consolas" w:cs="Consolas"/>
@@ -3378,22 +3927,26 @@
         </w:rPr>
         <w:t xml:space="preserve">  var $logo = $('.logo');</w:t>
       </w:r>
-      <w:r>
-        <w:rPr>
-          <w:rFonts w:hint="default" w:ascii="Consolas" w:hAnsi="Consolas" w:cs="Consolas"/>
-          <w:sz w:val="20"/>
-          <w:szCs w:val="20"/>
-        </w:rPr>
-        <w:br w:type="textWrapping"/>
-      </w:r>
-      <w:r>
-        <w:rPr>
-          <w:rFonts w:hint="default" w:ascii="Consolas" w:hAnsi="Consolas" w:cs="Consolas"/>
-          <w:sz w:val="20"/>
-          <w:szCs w:val="20"/>
-        </w:rPr>
-        <w:br w:type="textWrapping"/>
-      </w:r>
+    </w:p>
+    <w:p>
+      <w:pPr>
+        <w:ind w:left="140" w:hanging="100" w:hangingChars="50"/>
+        <w:rPr>
+          <w:rFonts w:hint="default" w:ascii="Consolas" w:hAnsi="Consolas" w:cs="Consolas"/>
+          <w:sz w:val="20"/>
+          <w:szCs w:val="20"/>
+        </w:rPr>
+      </w:pPr>
+    </w:p>
+    <w:p>
+      <w:pPr>
+        <w:ind w:left="140" w:hanging="100" w:hangingChars="50"/>
+        <w:rPr>
+          <w:rFonts w:hint="default" w:ascii="Consolas" w:hAnsi="Consolas" w:cs="Consolas"/>
+          <w:sz w:val="20"/>
+          <w:szCs w:val="20"/>
+        </w:rPr>
+      </w:pPr>
       <w:r>
         <w:rPr>
           <w:rFonts w:hint="default" w:ascii="Consolas" w:hAnsi="Consolas" w:cs="Consolas"/>
@@ -3402,14 +3955,16 @@
         </w:rPr>
         <w:t xml:space="preserve">  var lastScroll = 0;</w:t>
       </w:r>
-      <w:r>
-        <w:rPr>
-          <w:rFonts w:hint="default" w:ascii="Consolas" w:hAnsi="Consolas" w:cs="Consolas"/>
-          <w:sz w:val="20"/>
-          <w:szCs w:val="20"/>
-        </w:rPr>
-        <w:br w:type="textWrapping"/>
-      </w:r>
+    </w:p>
+    <w:p>
+      <w:pPr>
+        <w:ind w:left="140" w:hanging="100" w:hangingChars="50"/>
+        <w:rPr>
+          <w:rFonts w:hint="default" w:ascii="Consolas" w:hAnsi="Consolas" w:cs="Consolas"/>
+          <w:sz w:val="20"/>
+          <w:szCs w:val="20"/>
+        </w:rPr>
+      </w:pPr>
       <w:r>
         <w:rPr>
           <w:rFonts w:hint="default" w:ascii="Consolas" w:hAnsi="Consolas" w:cs="Consolas"/>
@@ -3418,22 +3973,26 @@
         </w:rPr>
         <w:t xml:space="preserve">  var ticking = false;</w:t>
       </w:r>
-      <w:r>
-        <w:rPr>
-          <w:rFonts w:hint="default" w:ascii="Consolas" w:hAnsi="Consolas" w:cs="Consolas"/>
-          <w:sz w:val="20"/>
-          <w:szCs w:val="20"/>
-        </w:rPr>
-        <w:br w:type="textWrapping"/>
-      </w:r>
-      <w:r>
-        <w:rPr>
-          <w:rFonts w:hint="default" w:ascii="Consolas" w:hAnsi="Consolas" w:cs="Consolas"/>
-          <w:sz w:val="20"/>
-          <w:szCs w:val="20"/>
-        </w:rPr>
-        <w:br w:type="textWrapping"/>
-      </w:r>
+    </w:p>
+    <w:p>
+      <w:pPr>
+        <w:ind w:left="140" w:hanging="100" w:hangingChars="50"/>
+        <w:rPr>
+          <w:rFonts w:hint="default" w:ascii="Consolas" w:hAnsi="Consolas" w:cs="Consolas"/>
+          <w:sz w:val="20"/>
+          <w:szCs w:val="20"/>
+        </w:rPr>
+      </w:pPr>
+    </w:p>
+    <w:p>
+      <w:pPr>
+        <w:ind w:left="140" w:hanging="100" w:hangingChars="50"/>
+        <w:rPr>
+          <w:rFonts w:hint="default" w:ascii="Consolas" w:hAnsi="Consolas" w:cs="Consolas"/>
+          <w:sz w:val="20"/>
+          <w:szCs w:val="20"/>
+        </w:rPr>
+      </w:pPr>
       <w:r>
         <w:rPr>
           <w:rFonts w:hint="default" w:ascii="Consolas" w:hAnsi="Consolas" w:cs="Consolas"/>
@@ -3442,14 +4001,16 @@
         </w:rPr>
         <w:t xml:space="preserve">  function clamp(v, min, max) {</w:t>
       </w:r>
-      <w:r>
-        <w:rPr>
-          <w:rFonts w:hint="default" w:ascii="Consolas" w:hAnsi="Consolas" w:cs="Consolas"/>
-          <w:sz w:val="20"/>
-          <w:szCs w:val="20"/>
-        </w:rPr>
-        <w:br w:type="textWrapping"/>
-      </w:r>
+    </w:p>
+    <w:p>
+      <w:pPr>
+        <w:ind w:left="140" w:hanging="100" w:hangingChars="50"/>
+        <w:rPr>
+          <w:rFonts w:hint="default" w:ascii="Consolas" w:hAnsi="Consolas" w:cs="Consolas"/>
+          <w:sz w:val="20"/>
+          <w:szCs w:val="20"/>
+        </w:rPr>
+      </w:pPr>
       <w:r>
         <w:rPr>
           <w:rFonts w:hint="default" w:ascii="Consolas" w:hAnsi="Consolas" w:cs="Consolas"/>
@@ -3458,14 +4019,16 @@
         </w:rPr>
         <w:t xml:space="preserve">    return Math.max(min, Math.min(max, v));</w:t>
       </w:r>
-      <w:r>
-        <w:rPr>
-          <w:rFonts w:hint="default" w:ascii="Consolas" w:hAnsi="Consolas" w:cs="Consolas"/>
-          <w:sz w:val="20"/>
-          <w:szCs w:val="20"/>
-        </w:rPr>
-        <w:br w:type="textWrapping"/>
-      </w:r>
+    </w:p>
+    <w:p>
+      <w:pPr>
+        <w:ind w:left="140" w:hanging="100" w:hangingChars="50"/>
+        <w:rPr>
+          <w:rFonts w:hint="default" w:ascii="Consolas" w:hAnsi="Consolas" w:cs="Consolas"/>
+          <w:sz w:val="20"/>
+          <w:szCs w:val="20"/>
+        </w:rPr>
+      </w:pPr>
       <w:r>
         <w:rPr>
           <w:rFonts w:hint="default" w:ascii="Consolas" w:hAnsi="Consolas" w:cs="Consolas"/>
@@ -3474,22 +4037,26 @@
         </w:rPr>
         <w:t xml:space="preserve">  }</w:t>
       </w:r>
-      <w:r>
-        <w:rPr>
-          <w:rFonts w:hint="default" w:ascii="Consolas" w:hAnsi="Consolas" w:cs="Consolas"/>
-          <w:sz w:val="20"/>
-          <w:szCs w:val="20"/>
-        </w:rPr>
-        <w:br w:type="textWrapping"/>
-      </w:r>
-      <w:r>
-        <w:rPr>
-          <w:rFonts w:hint="default" w:ascii="Consolas" w:hAnsi="Consolas" w:cs="Consolas"/>
-          <w:sz w:val="20"/>
-          <w:szCs w:val="20"/>
-        </w:rPr>
-        <w:br w:type="textWrapping"/>
-      </w:r>
+    </w:p>
+    <w:p>
+      <w:pPr>
+        <w:ind w:left="140" w:hanging="100" w:hangingChars="50"/>
+        <w:rPr>
+          <w:rFonts w:hint="default" w:ascii="Consolas" w:hAnsi="Consolas" w:cs="Consolas"/>
+          <w:sz w:val="20"/>
+          <w:szCs w:val="20"/>
+        </w:rPr>
+      </w:pPr>
+    </w:p>
+    <w:p>
+      <w:pPr>
+        <w:ind w:left="140" w:hanging="100" w:hangingChars="50"/>
+        <w:rPr>
+          <w:rFonts w:hint="default" w:ascii="Consolas" w:hAnsi="Consolas" w:cs="Consolas"/>
+          <w:sz w:val="20"/>
+          <w:szCs w:val="20"/>
+        </w:rPr>
+      </w:pPr>
       <w:r>
         <w:rPr>
           <w:rFonts w:hint="default" w:ascii="Consolas" w:hAnsi="Consolas" w:cs="Consolas"/>
@@ -3498,14 +4065,16 @@
         </w:rPr>
         <w:t xml:space="preserve">  function update() {</w:t>
       </w:r>
-      <w:r>
-        <w:rPr>
-          <w:rFonts w:hint="default" w:ascii="Consolas" w:hAnsi="Consolas" w:cs="Consolas"/>
-          <w:sz w:val="20"/>
-          <w:szCs w:val="20"/>
-        </w:rPr>
-        <w:br w:type="textWrapping"/>
-      </w:r>
+    </w:p>
+    <w:p>
+      <w:pPr>
+        <w:ind w:left="140" w:hanging="100" w:hangingChars="50"/>
+        <w:rPr>
+          <w:rFonts w:hint="default" w:ascii="Consolas" w:hAnsi="Consolas" w:cs="Consolas"/>
+          <w:sz w:val="20"/>
+          <w:szCs w:val="20"/>
+        </w:rPr>
+      </w:pPr>
       <w:r>
         <w:rPr>
           <w:rFonts w:hint="default" w:ascii="Consolas" w:hAnsi="Consolas" w:cs="Consolas"/>
@@ -3514,38 +4083,26 @@
         </w:rPr>
         <w:t xml:space="preserve">    var scrolled = lastScroll;</w:t>
       </w:r>
-      <w:r>
-        <w:rPr>
-          <w:rFonts w:hint="default" w:ascii="Consolas" w:hAnsi="Consolas" w:cs="Consolas"/>
-          <w:sz w:val="20"/>
-          <w:szCs w:val="20"/>
-        </w:rPr>
-        <w:br w:type="textWrapping"/>
-      </w:r>
-      <w:r>
-        <w:rPr>
-          <w:rFonts w:hint="default" w:ascii="Consolas" w:hAnsi="Consolas" w:cs="Consolas"/>
-          <w:sz w:val="20"/>
-          <w:szCs w:val="20"/>
-        </w:rPr>
-        <w:br w:type="textWrapping"/>
-      </w:r>
-      <w:r>
-        <w:rPr>
-          <w:rFonts w:hint="default" w:ascii="Consolas" w:hAnsi="Consolas" w:cs="Consolas"/>
-          <w:sz w:val="20"/>
-          <w:szCs w:val="20"/>
-        </w:rPr>
-        <w:t xml:space="preserve">    // Усиление эффекта на маленьком масштабе/высоком окне</w:t>
-      </w:r>
-      <w:r>
-        <w:rPr>
-          <w:rFonts w:hint="default" w:ascii="Consolas" w:hAnsi="Consolas" w:cs="Consolas"/>
-          <w:sz w:val="20"/>
-          <w:szCs w:val="20"/>
-        </w:rPr>
-        <w:br w:type="textWrapping"/>
-      </w:r>
+    </w:p>
+    <w:p>
+      <w:pPr>
+        <w:ind w:left="140" w:hanging="100" w:hangingChars="50"/>
+        <w:rPr>
+          <w:rFonts w:hint="default" w:ascii="Consolas" w:hAnsi="Consolas" w:cs="Consolas"/>
+          <w:sz w:val="20"/>
+          <w:szCs w:val="20"/>
+        </w:rPr>
+      </w:pPr>
+    </w:p>
+    <w:p>
+      <w:pPr>
+        <w:ind w:left="140" w:hanging="100" w:hangingChars="50"/>
+        <w:rPr>
+          <w:rFonts w:hint="default" w:ascii="Consolas" w:hAnsi="Consolas" w:cs="Consolas"/>
+          <w:sz w:val="20"/>
+          <w:szCs w:val="20"/>
+        </w:rPr>
+      </w:pPr>
       <w:r>
         <w:rPr>
           <w:rFonts w:hint="default" w:ascii="Consolas" w:hAnsi="Consolas" w:cs="Consolas"/>
@@ -3554,14 +4111,16 @@
         </w:rPr>
         <w:t xml:space="preserve">    var vh = window.innerHeight || 800;</w:t>
       </w:r>
-      <w:r>
-        <w:rPr>
-          <w:rFonts w:hint="default" w:ascii="Consolas" w:hAnsi="Consolas" w:cs="Consolas"/>
-          <w:sz w:val="20"/>
-          <w:szCs w:val="20"/>
-        </w:rPr>
-        <w:br w:type="textWrapping"/>
-      </w:r>
+    </w:p>
+    <w:p>
+      <w:pPr>
+        <w:ind w:left="140" w:hanging="100" w:hangingChars="50"/>
+        <w:rPr>
+          <w:rFonts w:hint="default" w:ascii="Consolas" w:hAnsi="Consolas" w:cs="Consolas"/>
+          <w:sz w:val="20"/>
+          <w:szCs w:val="20"/>
+        </w:rPr>
+      </w:pPr>
       <w:r>
         <w:rPr>
           <w:rFonts w:hint="default" w:ascii="Consolas" w:hAnsi="Consolas" w:cs="Consolas"/>
@@ -3570,38 +4129,44 @@
         </w:rPr>
         <w:t xml:space="preserve">    var amp = clamp(vh / 800, 0.9, 1.6);</w:t>
       </w:r>
-      <w:r>
-        <w:rPr>
-          <w:rFonts w:hint="default" w:ascii="Consolas" w:hAnsi="Consolas" w:cs="Consolas"/>
-          <w:sz w:val="20"/>
-          <w:szCs w:val="20"/>
-        </w:rPr>
-        <w:br w:type="textWrapping"/>
-      </w:r>
-      <w:r>
-        <w:rPr>
-          <w:rFonts w:hint="default" w:ascii="Consolas" w:hAnsi="Consolas" w:cs="Consolas"/>
-          <w:sz w:val="20"/>
-          <w:szCs w:val="20"/>
-        </w:rPr>
-        <w:br w:type="textWrapping"/>
-      </w:r>
-      <w:r>
-        <w:rPr>
-          <w:rFonts w:hint="default" w:ascii="Consolas" w:hAnsi="Consolas" w:cs="Consolas"/>
-          <w:sz w:val="20"/>
-          <w:szCs w:val="20"/>
-        </w:rPr>
-        <w:t xml:space="preserve">    // Иконки</w:t>
-      </w:r>
-      <w:r>
-        <w:rPr>
-          <w:rFonts w:hint="default" w:ascii="Consolas" w:hAnsi="Consolas" w:cs="Consolas"/>
-          <w:sz w:val="20"/>
-          <w:szCs w:val="20"/>
-        </w:rPr>
-        <w:br w:type="textWrapping"/>
-      </w:r>
+    </w:p>
+    <w:p>
+      <w:pPr>
+        <w:ind w:left="140" w:hanging="100" w:hangingChars="50"/>
+        <w:rPr>
+          <w:rFonts w:hint="default" w:ascii="Consolas" w:hAnsi="Consolas" w:cs="Consolas"/>
+          <w:sz w:val="20"/>
+          <w:szCs w:val="20"/>
+        </w:rPr>
+      </w:pPr>
+    </w:p>
+    <w:p>
+      <w:pPr>
+        <w:ind w:left="140" w:hanging="100" w:hangingChars="50"/>
+        <w:rPr>
+          <w:rFonts w:hint="default" w:ascii="Consolas" w:hAnsi="Consolas" w:cs="Consolas"/>
+          <w:sz w:val="20"/>
+          <w:szCs w:val="20"/>
+        </w:rPr>
+      </w:pPr>
+      <w:r>
+        <w:rPr>
+          <w:rFonts w:hint="default" w:ascii="Consolas" w:hAnsi="Consolas" w:cs="Consolas"/>
+          <w:sz w:val="20"/>
+          <w:szCs w:val="20"/>
+        </w:rPr>
+        <w:t xml:space="preserve">    // Иконки: передний слой движется быстрее, задний медленнее</w:t>
+      </w:r>
+    </w:p>
+    <w:p>
+      <w:pPr>
+        <w:ind w:left="140" w:hanging="100" w:hangingChars="50"/>
+        <w:rPr>
+          <w:rFonts w:hint="default" w:ascii="Consolas" w:hAnsi="Consolas" w:cs="Consolas"/>
+          <w:sz w:val="20"/>
+          <w:szCs w:val="20"/>
+        </w:rPr>
+      </w:pPr>
       <w:r>
         <w:rPr>
           <w:rFonts w:hint="default" w:ascii="Consolas" w:hAnsi="Consolas" w:cs="Consolas"/>
@@ -3610,30 +4175,34 @@
         </w:rPr>
         <w:t xml:space="preserve">    for (var i = 0; i &lt; $layers.length; i++) {</w:t>
       </w:r>
-      <w:r>
-        <w:rPr>
-          <w:rFonts w:hint="default" w:ascii="Consolas" w:hAnsi="Consolas" w:cs="Consolas"/>
-          <w:sz w:val="20"/>
-          <w:szCs w:val="20"/>
-        </w:rPr>
-        <w:br w:type="textWrapping"/>
-      </w:r>
-      <w:r>
-        <w:rPr>
-          <w:rFonts w:hint="default" w:ascii="Consolas" w:hAnsi="Consolas" w:cs="Consolas"/>
-          <w:sz w:val="20"/>
-          <w:szCs w:val="20"/>
-        </w:rPr>
-        <w:t xml:space="preserve">      var baseSpeed = 0.22 + i * 0.12;      // 0.22 / 0.34 / 0.46</w:t>
-      </w:r>
-      <w:r>
-        <w:rPr>
-          <w:rFonts w:hint="default" w:ascii="Consolas" w:hAnsi="Consolas" w:cs="Consolas"/>
-          <w:sz w:val="20"/>
-          <w:szCs w:val="20"/>
-        </w:rPr>
-        <w:br w:type="textWrapping"/>
-      </w:r>
+    </w:p>
+    <w:p>
+      <w:pPr>
+        <w:ind w:left="140" w:hanging="100" w:hangingChars="50"/>
+        <w:rPr>
+          <w:rFonts w:hint="default" w:ascii="Consolas" w:hAnsi="Consolas" w:cs="Consolas"/>
+          <w:sz w:val="20"/>
+          <w:szCs w:val="20"/>
+        </w:rPr>
+      </w:pPr>
+      <w:r>
+        <w:rPr>
+          <w:rFonts w:hint="default" w:ascii="Consolas" w:hAnsi="Consolas" w:cs="Consolas"/>
+          <w:sz w:val="20"/>
+          <w:szCs w:val="20"/>
+        </w:rPr>
+        <w:t xml:space="preserve">      var baseSpeed = 0.46 - i * 0.12;   // 0.46 / 0.34 / 0.22</w:t>
+      </w:r>
+    </w:p>
+    <w:p>
+      <w:pPr>
+        <w:ind w:left="140" w:hanging="100" w:hangingChars="50"/>
+        <w:rPr>
+          <w:rFonts w:hint="default" w:ascii="Consolas" w:hAnsi="Consolas" w:cs="Consolas"/>
+          <w:sz w:val="20"/>
+          <w:szCs w:val="20"/>
+        </w:rPr>
+      </w:pPr>
       <w:r>
         <w:rPr>
           <w:rFonts w:hint="default" w:ascii="Consolas" w:hAnsi="Consolas" w:cs="Consolas"/>
@@ -3642,14 +4211,16 @@
         </w:rPr>
         <w:t xml:space="preserve">      var y = scrolled * baseSpeed * amp;</w:t>
       </w:r>
-      <w:r>
-        <w:rPr>
-          <w:rFonts w:hint="default" w:ascii="Consolas" w:hAnsi="Consolas" w:cs="Consolas"/>
-          <w:sz w:val="20"/>
-          <w:szCs w:val="20"/>
-        </w:rPr>
-        <w:br w:type="textWrapping"/>
-      </w:r>
+    </w:p>
+    <w:p>
+      <w:pPr>
+        <w:ind w:left="140" w:hanging="100" w:hangingChars="50"/>
+        <w:rPr>
+          <w:rFonts w:hint="default" w:ascii="Consolas" w:hAnsi="Consolas" w:cs="Consolas"/>
+          <w:sz w:val="20"/>
+          <w:szCs w:val="20"/>
+        </w:rPr>
+      </w:pPr>
       <w:r>
         <w:rPr>
           <w:rFonts w:hint="default" w:ascii="Consolas" w:hAnsi="Consolas" w:cs="Consolas"/>
@@ -3658,14 +4229,16 @@
         </w:rPr>
         <w:t xml:space="preserve">      y = clamp(y, 0, 220);</w:t>
       </w:r>
-      <w:r>
-        <w:rPr>
-          <w:rFonts w:hint="default" w:ascii="Consolas" w:hAnsi="Consolas" w:cs="Consolas"/>
-          <w:sz w:val="20"/>
-          <w:szCs w:val="20"/>
-        </w:rPr>
-        <w:br w:type="textWrapping"/>
-      </w:r>
+    </w:p>
+    <w:p>
+      <w:pPr>
+        <w:ind w:left="140" w:hanging="100" w:hangingChars="50"/>
+        <w:rPr>
+          <w:rFonts w:hint="default" w:ascii="Consolas" w:hAnsi="Consolas" w:cs="Consolas"/>
+          <w:sz w:val="20"/>
+          <w:szCs w:val="20"/>
+        </w:rPr>
+      </w:pPr>
       <w:r>
         <w:rPr>
           <w:rFonts w:hint="default" w:ascii="Consolas" w:hAnsi="Consolas" w:cs="Consolas"/>
@@ -3674,14 +4247,16 @@
         </w:rPr>
         <w:t xml:space="preserve">      $layers.eq(i).css('transform', 'translateY(' + y + 'px)');</w:t>
       </w:r>
-      <w:r>
-        <w:rPr>
-          <w:rFonts w:hint="default" w:ascii="Consolas" w:hAnsi="Consolas" w:cs="Consolas"/>
-          <w:sz w:val="20"/>
-          <w:szCs w:val="20"/>
-        </w:rPr>
-        <w:br w:type="textWrapping"/>
-      </w:r>
+    </w:p>
+    <w:p>
+      <w:pPr>
+        <w:ind w:left="140" w:hanging="100" w:hangingChars="50"/>
+        <w:rPr>
+          <w:rFonts w:hint="default" w:ascii="Consolas" w:hAnsi="Consolas" w:cs="Consolas"/>
+          <w:sz w:val="20"/>
+          <w:szCs w:val="20"/>
+        </w:rPr>
+      </w:pPr>
       <w:r>
         <w:rPr>
           <w:rFonts w:hint="default" w:ascii="Consolas" w:hAnsi="Consolas" w:cs="Consolas"/>
@@ -3690,38 +4265,44 @@
         </w:rPr>
         <w:t xml:space="preserve">    }</w:t>
       </w:r>
-      <w:r>
-        <w:rPr>
-          <w:rFonts w:hint="default" w:ascii="Consolas" w:hAnsi="Consolas" w:cs="Consolas"/>
-          <w:sz w:val="20"/>
-          <w:szCs w:val="20"/>
-        </w:rPr>
-        <w:br w:type="textWrapping"/>
-      </w:r>
-      <w:r>
-        <w:rPr>
-          <w:rFonts w:hint="default" w:ascii="Consolas" w:hAnsi="Consolas" w:cs="Consolas"/>
-          <w:sz w:val="20"/>
-          <w:szCs w:val="20"/>
-        </w:rPr>
-        <w:br w:type="textWrapping"/>
-      </w:r>
-      <w:r>
-        <w:rPr>
-          <w:rFonts w:hint="default" w:ascii="Consolas" w:hAnsi="Consolas" w:cs="Consolas"/>
-          <w:sz w:val="20"/>
-          <w:szCs w:val="20"/>
-        </w:rPr>
-        <w:t xml:space="preserve">    // Доп. задание: логотип (скорость выбрана самостоятельно)</w:t>
-      </w:r>
-      <w:r>
-        <w:rPr>
-          <w:rFonts w:hint="default" w:ascii="Consolas" w:hAnsi="Consolas" w:cs="Consolas"/>
-          <w:sz w:val="20"/>
-          <w:szCs w:val="20"/>
-        </w:rPr>
-        <w:br w:type="textWrapping"/>
-      </w:r>
+    </w:p>
+    <w:p>
+      <w:pPr>
+        <w:ind w:left="140" w:hanging="100" w:hangingChars="50"/>
+        <w:rPr>
+          <w:rFonts w:hint="default" w:ascii="Consolas" w:hAnsi="Consolas" w:cs="Consolas"/>
+          <w:sz w:val="20"/>
+          <w:szCs w:val="20"/>
+        </w:rPr>
+      </w:pPr>
+    </w:p>
+    <w:p>
+      <w:pPr>
+        <w:ind w:left="140" w:hanging="100" w:hangingChars="50"/>
+        <w:rPr>
+          <w:rFonts w:hint="default" w:ascii="Consolas" w:hAnsi="Consolas" w:cs="Consolas"/>
+          <w:sz w:val="20"/>
+          <w:szCs w:val="20"/>
+        </w:rPr>
+      </w:pPr>
+      <w:r>
+        <w:rPr>
+          <w:rFonts w:hint="default" w:ascii="Consolas" w:hAnsi="Consolas" w:cs="Consolas"/>
+          <w:sz w:val="20"/>
+          <w:szCs w:val="20"/>
+        </w:rPr>
+        <w:t xml:space="preserve">    // Логотип</w:t>
+      </w:r>
+    </w:p>
+    <w:p>
+      <w:pPr>
+        <w:ind w:left="140" w:hanging="100" w:hangingChars="50"/>
+        <w:rPr>
+          <w:rFonts w:hint="default" w:ascii="Consolas" w:hAnsi="Consolas" w:cs="Consolas"/>
+          <w:sz w:val="20"/>
+          <w:szCs w:val="20"/>
+        </w:rPr>
+      </w:pPr>
       <w:r>
         <w:rPr>
           <w:rFonts w:hint="default" w:ascii="Consolas" w:hAnsi="Consolas" w:cs="Consolas"/>
@@ -3730,14 +4311,16 @@
         </w:rPr>
         <w:t xml:space="preserve">    var yLogo = scrolled * 0.15 * amp;</w:t>
       </w:r>
-      <w:r>
-        <w:rPr>
-          <w:rFonts w:hint="default" w:ascii="Consolas" w:hAnsi="Consolas" w:cs="Consolas"/>
-          <w:sz w:val="20"/>
-          <w:szCs w:val="20"/>
-        </w:rPr>
-        <w:br w:type="textWrapping"/>
-      </w:r>
+    </w:p>
+    <w:p>
+      <w:pPr>
+        <w:ind w:left="140" w:hanging="100" w:hangingChars="50"/>
+        <w:rPr>
+          <w:rFonts w:hint="default" w:ascii="Consolas" w:hAnsi="Consolas" w:cs="Consolas"/>
+          <w:sz w:val="20"/>
+          <w:szCs w:val="20"/>
+        </w:rPr>
+      </w:pPr>
       <w:r>
         <w:rPr>
           <w:rFonts w:hint="default" w:ascii="Consolas" w:hAnsi="Consolas" w:cs="Consolas"/>
@@ -3746,14 +4329,16 @@
         </w:rPr>
         <w:t xml:space="preserve">    yLogo = clamp(yLogo, 0, 60);</w:t>
       </w:r>
-      <w:r>
-        <w:rPr>
-          <w:rFonts w:hint="default" w:ascii="Consolas" w:hAnsi="Consolas" w:cs="Consolas"/>
-          <w:sz w:val="20"/>
-          <w:szCs w:val="20"/>
-        </w:rPr>
-        <w:br w:type="textWrapping"/>
-      </w:r>
+    </w:p>
+    <w:p>
+      <w:pPr>
+        <w:ind w:left="140" w:hanging="100" w:hangingChars="50"/>
+        <w:rPr>
+          <w:rFonts w:hint="default" w:ascii="Consolas" w:hAnsi="Consolas" w:cs="Consolas"/>
+          <w:sz w:val="20"/>
+          <w:szCs w:val="20"/>
+        </w:rPr>
+      </w:pPr>
       <w:r>
         <w:rPr>
           <w:rFonts w:hint="default" w:ascii="Consolas" w:hAnsi="Consolas" w:cs="Consolas"/>
@@ -3762,22 +4347,26 @@
         </w:rPr>
         <w:t xml:space="preserve">    $logo.css('transform', 'translateY(' + yLogo + 'px)');</w:t>
       </w:r>
-      <w:r>
-        <w:rPr>
-          <w:rFonts w:hint="default" w:ascii="Consolas" w:hAnsi="Consolas" w:cs="Consolas"/>
-          <w:sz w:val="20"/>
-          <w:szCs w:val="20"/>
-        </w:rPr>
-        <w:br w:type="textWrapping"/>
-      </w:r>
-      <w:r>
-        <w:rPr>
-          <w:rFonts w:hint="default" w:ascii="Consolas" w:hAnsi="Consolas" w:cs="Consolas"/>
-          <w:sz w:val="20"/>
-          <w:szCs w:val="20"/>
-        </w:rPr>
-        <w:br w:type="textWrapping"/>
-      </w:r>
+    </w:p>
+    <w:p>
+      <w:pPr>
+        <w:ind w:left="140" w:hanging="100" w:hangingChars="50"/>
+        <w:rPr>
+          <w:rFonts w:hint="default" w:ascii="Consolas" w:hAnsi="Consolas" w:cs="Consolas"/>
+          <w:sz w:val="20"/>
+          <w:szCs w:val="20"/>
+        </w:rPr>
+      </w:pPr>
+    </w:p>
+    <w:p>
+      <w:pPr>
+        <w:ind w:left="140" w:hanging="100" w:hangingChars="50"/>
+        <w:rPr>
+          <w:rFonts w:hint="default" w:ascii="Consolas" w:hAnsi="Consolas" w:cs="Consolas"/>
+          <w:sz w:val="20"/>
+          <w:szCs w:val="20"/>
+        </w:rPr>
+      </w:pPr>
       <w:r>
         <w:rPr>
           <w:rFonts w:hint="default" w:ascii="Consolas" w:hAnsi="Consolas" w:cs="Consolas"/>
@@ -3786,14 +4375,16 @@
         </w:rPr>
         <w:t xml:space="preserve">    ticking = false;</w:t>
       </w:r>
-      <w:r>
-        <w:rPr>
-          <w:rFonts w:hint="default" w:ascii="Consolas" w:hAnsi="Consolas" w:cs="Consolas"/>
-          <w:sz w:val="20"/>
-          <w:szCs w:val="20"/>
-        </w:rPr>
-        <w:br w:type="textWrapping"/>
-      </w:r>
+    </w:p>
+    <w:p>
+      <w:pPr>
+        <w:ind w:left="140" w:hanging="100" w:hangingChars="50"/>
+        <w:rPr>
+          <w:rFonts w:hint="default" w:ascii="Consolas" w:hAnsi="Consolas" w:cs="Consolas"/>
+          <w:sz w:val="20"/>
+          <w:szCs w:val="20"/>
+        </w:rPr>
+      </w:pPr>
       <w:r>
         <w:rPr>
           <w:rFonts w:hint="default" w:ascii="Consolas" w:hAnsi="Consolas" w:cs="Consolas"/>
@@ -3802,22 +4393,26 @@
         </w:rPr>
         <w:t xml:space="preserve">  }</w:t>
       </w:r>
-      <w:r>
-        <w:rPr>
-          <w:rFonts w:hint="default" w:ascii="Consolas" w:hAnsi="Consolas" w:cs="Consolas"/>
-          <w:sz w:val="20"/>
-          <w:szCs w:val="20"/>
-        </w:rPr>
-        <w:br w:type="textWrapping"/>
-      </w:r>
-      <w:r>
-        <w:rPr>
-          <w:rFonts w:hint="default" w:ascii="Consolas" w:hAnsi="Consolas" w:cs="Consolas"/>
-          <w:sz w:val="20"/>
-          <w:szCs w:val="20"/>
-        </w:rPr>
-        <w:br w:type="textWrapping"/>
-      </w:r>
+    </w:p>
+    <w:p>
+      <w:pPr>
+        <w:ind w:left="140" w:hanging="100" w:hangingChars="50"/>
+        <w:rPr>
+          <w:rFonts w:hint="default" w:ascii="Consolas" w:hAnsi="Consolas" w:cs="Consolas"/>
+          <w:sz w:val="20"/>
+          <w:szCs w:val="20"/>
+        </w:rPr>
+      </w:pPr>
+    </w:p>
+    <w:p>
+      <w:pPr>
+        <w:ind w:left="140" w:hanging="100" w:hangingChars="50"/>
+        <w:rPr>
+          <w:rFonts w:hint="default" w:ascii="Consolas" w:hAnsi="Consolas" w:cs="Consolas"/>
+          <w:sz w:val="20"/>
+          <w:szCs w:val="20"/>
+        </w:rPr>
+      </w:pPr>
       <w:r>
         <w:rPr>
           <w:rFonts w:hint="default" w:ascii="Consolas" w:hAnsi="Consolas" w:cs="Consolas"/>
@@ -3826,14 +4421,16 @@
         </w:rPr>
         <w:t xml:space="preserve">  $(window).on('scroll', function () {</w:t>
       </w:r>
-      <w:r>
-        <w:rPr>
-          <w:rFonts w:hint="default" w:ascii="Consolas" w:hAnsi="Consolas" w:cs="Consolas"/>
-          <w:sz w:val="20"/>
-          <w:szCs w:val="20"/>
-        </w:rPr>
-        <w:br w:type="textWrapping"/>
-      </w:r>
+    </w:p>
+    <w:p>
+      <w:pPr>
+        <w:ind w:left="140" w:hanging="100" w:hangingChars="50"/>
+        <w:rPr>
+          <w:rFonts w:hint="default" w:ascii="Consolas" w:hAnsi="Consolas" w:cs="Consolas"/>
+          <w:sz w:val="20"/>
+          <w:szCs w:val="20"/>
+        </w:rPr>
+      </w:pPr>
       <w:r>
         <w:rPr>
           <w:rFonts w:hint="default" w:ascii="Consolas" w:hAnsi="Consolas" w:cs="Consolas"/>
@@ -3842,14 +4439,16 @@
         </w:rPr>
         <w:t xml:space="preserve">    lastScroll = $(window).scrollTop();</w:t>
       </w:r>
-      <w:r>
-        <w:rPr>
-          <w:rFonts w:hint="default" w:ascii="Consolas" w:hAnsi="Consolas" w:cs="Consolas"/>
-          <w:sz w:val="20"/>
-          <w:szCs w:val="20"/>
-        </w:rPr>
-        <w:br w:type="textWrapping"/>
-      </w:r>
+    </w:p>
+    <w:p>
+      <w:pPr>
+        <w:ind w:left="140" w:hanging="100" w:hangingChars="50"/>
+        <w:rPr>
+          <w:rFonts w:hint="default" w:ascii="Consolas" w:hAnsi="Consolas" w:cs="Consolas"/>
+          <w:sz w:val="20"/>
+          <w:szCs w:val="20"/>
+        </w:rPr>
+      </w:pPr>
       <w:r>
         <w:rPr>
           <w:rFonts w:hint="default" w:ascii="Consolas" w:hAnsi="Consolas" w:cs="Consolas"/>
@@ -3858,14 +4457,16 @@
         </w:rPr>
         <w:t xml:space="preserve">    if (!ticking) {</w:t>
       </w:r>
-      <w:r>
-        <w:rPr>
-          <w:rFonts w:hint="default" w:ascii="Consolas" w:hAnsi="Consolas" w:cs="Consolas"/>
-          <w:sz w:val="20"/>
-          <w:szCs w:val="20"/>
-        </w:rPr>
-        <w:br w:type="textWrapping"/>
-      </w:r>
+    </w:p>
+    <w:p>
+      <w:pPr>
+        <w:ind w:left="140" w:hanging="100" w:hangingChars="50"/>
+        <w:rPr>
+          <w:rFonts w:hint="default" w:ascii="Consolas" w:hAnsi="Consolas" w:cs="Consolas"/>
+          <w:sz w:val="20"/>
+          <w:szCs w:val="20"/>
+        </w:rPr>
+      </w:pPr>
       <w:r>
         <w:rPr>
           <w:rFonts w:hint="default" w:ascii="Consolas" w:hAnsi="Consolas" w:cs="Consolas"/>
@@ -3874,14 +4475,16 @@
         </w:rPr>
         <w:t xml:space="preserve">      window.requestAnimationFrame(update);</w:t>
       </w:r>
-      <w:r>
-        <w:rPr>
-          <w:rFonts w:hint="default" w:ascii="Consolas" w:hAnsi="Consolas" w:cs="Consolas"/>
-          <w:sz w:val="20"/>
-          <w:szCs w:val="20"/>
-        </w:rPr>
-        <w:br w:type="textWrapping"/>
-      </w:r>
+    </w:p>
+    <w:p>
+      <w:pPr>
+        <w:ind w:left="140" w:hanging="100" w:hangingChars="50"/>
+        <w:rPr>
+          <w:rFonts w:hint="default" w:ascii="Consolas" w:hAnsi="Consolas" w:cs="Consolas"/>
+          <w:sz w:val="20"/>
+          <w:szCs w:val="20"/>
+        </w:rPr>
+      </w:pPr>
       <w:r>
         <w:rPr>
           <w:rFonts w:hint="default" w:ascii="Consolas" w:hAnsi="Consolas" w:cs="Consolas"/>
@@ -3890,14 +4493,16 @@
         </w:rPr>
         <w:t xml:space="preserve">      ticking = true;</w:t>
       </w:r>
-      <w:r>
-        <w:rPr>
-          <w:rFonts w:hint="default" w:ascii="Consolas" w:hAnsi="Consolas" w:cs="Consolas"/>
-          <w:sz w:val="20"/>
-          <w:szCs w:val="20"/>
-        </w:rPr>
-        <w:br w:type="textWrapping"/>
-      </w:r>
+    </w:p>
+    <w:p>
+      <w:pPr>
+        <w:ind w:left="140" w:hanging="100" w:hangingChars="50"/>
+        <w:rPr>
+          <w:rFonts w:hint="default" w:ascii="Consolas" w:hAnsi="Consolas" w:cs="Consolas"/>
+          <w:sz w:val="20"/>
+          <w:szCs w:val="20"/>
+        </w:rPr>
+      </w:pPr>
       <w:r>
         <w:rPr>
           <w:rFonts w:hint="default" w:ascii="Consolas" w:hAnsi="Consolas" w:cs="Consolas"/>
@@ -3906,14 +4511,16 @@
         </w:rPr>
         <w:t xml:space="preserve">    }</w:t>
       </w:r>
-      <w:r>
-        <w:rPr>
-          <w:rFonts w:hint="default" w:ascii="Consolas" w:hAnsi="Consolas" w:cs="Consolas"/>
-          <w:sz w:val="20"/>
-          <w:szCs w:val="20"/>
-        </w:rPr>
-        <w:br w:type="textWrapping"/>
-      </w:r>
+    </w:p>
+    <w:p>
+      <w:pPr>
+        <w:ind w:left="140" w:hanging="100" w:hangingChars="50"/>
+        <w:rPr>
+          <w:rFonts w:hint="default" w:ascii="Consolas" w:hAnsi="Consolas" w:cs="Consolas"/>
+          <w:sz w:val="20"/>
+          <w:szCs w:val="20"/>
+        </w:rPr>
+      </w:pPr>
       <w:r>
         <w:rPr>
           <w:rFonts w:hint="default" w:ascii="Consolas" w:hAnsi="Consolas" w:cs="Consolas"/>
@@ -3922,22 +4529,26 @@
         </w:rPr>
         <w:t xml:space="preserve">  });</w:t>
       </w:r>
-      <w:r>
-        <w:rPr>
-          <w:rFonts w:hint="default" w:ascii="Consolas" w:hAnsi="Consolas" w:cs="Consolas"/>
-          <w:sz w:val="20"/>
-          <w:szCs w:val="20"/>
-        </w:rPr>
-        <w:br w:type="textWrapping"/>
-      </w:r>
-      <w:r>
-        <w:rPr>
-          <w:rFonts w:hint="default" w:ascii="Consolas" w:hAnsi="Consolas" w:cs="Consolas"/>
-          <w:sz w:val="20"/>
-          <w:szCs w:val="20"/>
-        </w:rPr>
-        <w:br w:type="textWrapping"/>
-      </w:r>
+    </w:p>
+    <w:p>
+      <w:pPr>
+        <w:ind w:left="140" w:hanging="100" w:hangingChars="50"/>
+        <w:rPr>
+          <w:rFonts w:hint="default" w:ascii="Consolas" w:hAnsi="Consolas" w:cs="Consolas"/>
+          <w:sz w:val="20"/>
+          <w:szCs w:val="20"/>
+        </w:rPr>
+      </w:pPr>
+    </w:p>
+    <w:p>
+      <w:pPr>
+        <w:ind w:left="140" w:hanging="100" w:hangingChars="50"/>
+        <w:rPr>
+          <w:rFonts w:hint="default" w:ascii="Consolas" w:hAnsi="Consolas" w:cs="Consolas"/>
+          <w:sz w:val="20"/>
+          <w:szCs w:val="20"/>
+        </w:rPr>
+      </w:pPr>
       <w:r>
         <w:rPr>
           <w:rFonts w:hint="default" w:ascii="Consolas" w:hAnsi="Consolas" w:cs="Consolas"/>
@@ -3946,14 +4557,16 @@
         </w:rPr>
         <w:t xml:space="preserve">  lastScroll = $(window).scrollTop();</w:t>
       </w:r>
-      <w:r>
-        <w:rPr>
-          <w:rFonts w:hint="default" w:ascii="Consolas" w:hAnsi="Consolas" w:cs="Consolas"/>
-          <w:sz w:val="20"/>
-          <w:szCs w:val="20"/>
-        </w:rPr>
-        <w:br w:type="textWrapping"/>
-      </w:r>
+    </w:p>
+    <w:p>
+      <w:pPr>
+        <w:ind w:left="140" w:hanging="100" w:hangingChars="50"/>
+        <w:rPr>
+          <w:rFonts w:hint="default" w:ascii="Consolas" w:hAnsi="Consolas" w:cs="Consolas"/>
+          <w:sz w:val="20"/>
+          <w:szCs w:val="20"/>
+        </w:rPr>
+      </w:pPr>
       <w:r>
         <w:rPr>
           <w:rFonts w:hint="default" w:ascii="Consolas" w:hAnsi="Consolas" w:cs="Consolas"/>
@@ -3962,14 +4575,16 @@
         </w:rPr>
         <w:t xml:space="preserve">  update();</w:t>
       </w:r>
-      <w:r>
-        <w:rPr>
-          <w:rFonts w:hint="default" w:ascii="Consolas" w:hAnsi="Consolas" w:cs="Consolas"/>
-          <w:sz w:val="20"/>
-          <w:szCs w:val="20"/>
-        </w:rPr>
-        <w:br w:type="textWrapping"/>
-      </w:r>
+    </w:p>
+    <w:p>
+      <w:pPr>
+        <w:ind w:left="140" w:hanging="100" w:hangingChars="50"/>
+        <w:rPr>
+          <w:rFonts w:hint="default" w:ascii="Consolas" w:hAnsi="Consolas" w:cs="Consolas"/>
+          <w:sz w:val="20"/>
+          <w:szCs w:val="20"/>
+        </w:rPr>
+      </w:pPr>
       <w:r>
         <w:rPr>
           <w:rFonts w:hint="default" w:ascii="Consolas" w:hAnsi="Consolas" w:cs="Consolas"/>
@@ -3981,24 +4596,14 @@
     </w:p>
     <w:p>
       <w:pPr>
-        <w:ind w:left="140" w:hanging="140" w:hangingChars="50"/>
-        <w:rPr>
-          <w:rFonts w:hint="default" w:ascii="Times New Roman" w:hAnsi="Times New Roman" w:cs="Times New Roman"/>
-          <w:sz w:val="28"/>
-          <w:szCs w:val="28"/>
-        </w:rPr>
-      </w:pPr>
-      <w:r>
-        <w:rPr>
-          <w:rFonts w:hint="default" w:ascii="Times New Roman" w:hAnsi="Times New Roman" w:cs="Times New Roman"/>
-          <w:sz w:val="28"/>
-          <w:szCs w:val="28"/>
-        </w:rPr>
+        <w:ind w:left="140" w:hanging="120" w:hangingChars="50"/>
+      </w:pPr>
+      <w:r>
         <w:drawing>
           <wp:inline distT="0" distB="0" distL="114300" distR="114300">
-            <wp:extent cx="6142355" cy="3379470"/>
-            <wp:effectExtent l="0" t="0" r="4445" b="11430"/>
-            <wp:docPr id="8" name="Изображение 7"/>
+            <wp:extent cx="6144895" cy="3037205"/>
+            <wp:effectExtent l="0" t="0" r="1905" b="10795"/>
+            <wp:docPr id="8" name="Изображение 3"/>
             <wp:cNvGraphicFramePr>
               <a:graphicFrameLocks xmlns:a="http://schemas.openxmlformats.org/drawingml/2006/main" noChangeAspect="1"/>
             </wp:cNvGraphicFramePr>
@@ -4006,7 +4611,7 @@
               <a:graphicData uri="http://schemas.openxmlformats.org/drawingml/2006/picture">
                 <pic:pic xmlns:pic="http://schemas.openxmlformats.org/drawingml/2006/picture">
                   <pic:nvPicPr>
-                    <pic:cNvPr id="8" name="Изображение 7"/>
+                    <pic:cNvPr id="8" name="Изображение 3"/>
                     <pic:cNvPicPr>
                       <a:picLocks noChangeAspect="1"/>
                     </pic:cNvPicPr>
@@ -4020,7 +4625,7 @@
                   <pic:spPr>
                     <a:xfrm>
                       <a:off x="0" y="0"/>
-                      <a:ext cx="6142355" cy="3379470"/>
+                      <a:ext cx="6144895" cy="3037205"/>
                     </a:xfrm>
                     <a:prstGeom prst="rect">
                       <a:avLst/>
@@ -4036,6 +4641,18 @@
           </wp:inline>
         </w:drawing>
       </w:r>
+    </w:p>
+    <w:p>
+      <w:pPr>
+        <w:ind w:left="140" w:hanging="140" w:hangingChars="50"/>
+        <w:rPr>
+          <w:rFonts w:hint="default" w:ascii="Times New Roman" w:hAnsi="Times New Roman" w:cs="Times New Roman"/>
+          <w:sz w:val="28"/>
+          <w:szCs w:val="28"/>
+        </w:rPr>
+      </w:pPr>
+      <w:bookmarkStart w:id="10" w:name="_GoBack"/>
+      <w:bookmarkEnd w:id="10"/>
       <w:r>
         <w:rPr>
           <w:rFonts w:hint="default" w:ascii="Times New Roman" w:hAnsi="Times New Roman" w:cs="Times New Roman"/>
@@ -4174,24 +4791,14 @@
     </w:p>
     <w:p>
       <w:pPr>
-        <w:ind w:left="140" w:hanging="140" w:hangingChars="50"/>
-        <w:rPr>
-          <w:rFonts w:hint="default" w:ascii="Times New Roman" w:hAnsi="Times New Roman" w:cs="Times New Roman"/>
-          <w:sz w:val="28"/>
-          <w:szCs w:val="28"/>
-        </w:rPr>
-      </w:pPr>
-      <w:r>
-        <w:rPr>
-          <w:rFonts w:hint="default" w:ascii="Times New Roman" w:hAnsi="Times New Roman" w:cs="Times New Roman"/>
-          <w:sz w:val="28"/>
-          <w:szCs w:val="28"/>
-        </w:rPr>
+        <w:ind w:left="140" w:hanging="120" w:hangingChars="50"/>
+      </w:pPr>
+      <w:r>
         <w:drawing>
           <wp:inline distT="0" distB="0" distL="114300" distR="114300">
-            <wp:extent cx="6144895" cy="3030855"/>
-            <wp:effectExtent l="0" t="0" r="1905" b="4445"/>
-            <wp:docPr id="9" name="Изображение 8"/>
+            <wp:extent cx="6144895" cy="3050540"/>
+            <wp:effectExtent l="0" t="0" r="0" b="0"/>
+            <wp:docPr id="6" name="Изображение 1"/>
             <wp:cNvGraphicFramePr>
               <a:graphicFrameLocks xmlns:a="http://schemas.openxmlformats.org/drawingml/2006/main" noChangeAspect="1"/>
             </wp:cNvGraphicFramePr>
@@ -4199,13 +4806,107 @@
               <a:graphicData uri="http://schemas.openxmlformats.org/drawingml/2006/picture">
                 <pic:pic xmlns:pic="http://schemas.openxmlformats.org/drawingml/2006/picture">
                   <pic:nvPicPr>
-                    <pic:cNvPr id="9" name="Изображение 8"/>
+                    <pic:cNvPr id="6" name="Изображение 1"/>
                     <pic:cNvPicPr>
                       <a:picLocks noChangeAspect="1"/>
                     </pic:cNvPicPr>
                   </pic:nvPicPr>
                   <pic:blipFill>
                     <a:blip r:embed="rId12"/>
+                    <a:srcRect t="5291" b="6449"/>
+                    <a:stretch>
+                      <a:fillRect/>
+                    </a:stretch>
+                  </pic:blipFill>
+                  <pic:spPr>
+                    <a:xfrm>
+                      <a:off x="0" y="0"/>
+                      <a:ext cx="6144895" cy="3050540"/>
+                    </a:xfrm>
+                    <a:prstGeom prst="rect">
+                      <a:avLst/>
+                    </a:prstGeom>
+                    <a:noFill/>
+                    <a:ln>
+                      <a:noFill/>
+                    </a:ln>
+                  </pic:spPr>
+                </pic:pic>
+              </a:graphicData>
+            </a:graphic>
+          </wp:inline>
+        </w:drawing>
+      </w:r>
+    </w:p>
+    <w:p>
+      <w:pPr>
+        <w:ind w:left="140" w:hanging="140" w:hangingChars="50"/>
+        <w:rPr>
+          <w:rFonts w:hint="default" w:ascii="Times New Roman" w:hAnsi="Times New Roman" w:cs="Times New Roman"/>
+          <w:sz w:val="28"/>
+          <w:szCs w:val="28"/>
+        </w:rPr>
+      </w:pPr>
+      <w:r>
+        <w:rPr>
+          <w:rFonts w:hint="default" w:ascii="Times New Roman" w:hAnsi="Times New Roman" w:cs="Times New Roman"/>
+          <w:b/>
+          <w:bCs/>
+          <w:sz w:val="28"/>
+          <w:szCs w:val="28"/>
+        </w:rPr>
+        <w:t>Рисунок 6</w:t>
+      </w:r>
+      <w:r>
+        <w:rPr>
+          <w:rFonts w:hint="default" w:ascii="Times New Roman" w:hAnsi="Times New Roman" w:cs="Times New Roman"/>
+          <w:sz w:val="28"/>
+          <w:szCs w:val="28"/>
+        </w:rPr>
+        <w:t xml:space="preserve"> — Проверка параллакса логотипа по изменению свойства transform</w:t>
+      </w:r>
+    </w:p>
+    <w:p>
+      <w:pPr>
+        <w:pStyle w:val="3"/>
+        <w:bidi w:val="0"/>
+        <w:rPr>
+          <w:rFonts w:hint="default"/>
+        </w:rPr>
+      </w:pPr>
+      <w:bookmarkStart w:id="9" w:name="_Toc27583"/>
+      <w:r>
+        <w:rPr>
+          <w:rFonts w:hint="default"/>
+        </w:rPr>
+        <w:t>Проверка и скриншоты результата</w:t>
+      </w:r>
+      <w:bookmarkEnd w:id="9"/>
+    </w:p>
+    <w:p>
+      <w:pPr>
+        <w:ind w:left="140" w:hanging="120" w:hangingChars="50"/>
+      </w:pPr>
+      <w:r>
+        <w:drawing>
+          <wp:inline distT="0" distB="0" distL="114300" distR="114300">
+            <wp:extent cx="6144895" cy="3030855"/>
+            <wp:effectExtent l="0" t="0" r="1905" b="4445"/>
+            <wp:docPr id="7" name="Изображение 2"/>
+            <wp:cNvGraphicFramePr>
+              <a:graphicFrameLocks xmlns:a="http://schemas.openxmlformats.org/drawingml/2006/main" noChangeAspect="1"/>
+            </wp:cNvGraphicFramePr>
+            <a:graphic xmlns:a="http://schemas.openxmlformats.org/drawingml/2006/main">
+              <a:graphicData uri="http://schemas.openxmlformats.org/drawingml/2006/picture">
+                <pic:pic xmlns:pic="http://schemas.openxmlformats.org/drawingml/2006/picture">
+                  <pic:nvPicPr>
+                    <pic:cNvPr id="7" name="Изображение 2"/>
+                    <pic:cNvPicPr>
+                      <a:picLocks noChangeAspect="1"/>
+                    </pic:cNvPicPr>
+                  </pic:nvPicPr>
+                  <pic:blipFill>
+                    <a:blip r:embed="rId13"/>
                     <a:stretch>
                       <a:fillRect/>
                     </a:stretch>
@@ -4229,99 +4930,16 @@
           </wp:inline>
         </w:drawing>
       </w:r>
-      <w:r>
-        <w:rPr>
-          <w:rFonts w:hint="default" w:ascii="Times New Roman" w:hAnsi="Times New Roman" w:cs="Times New Roman"/>
-          <w:b/>
-          <w:bCs/>
-          <w:sz w:val="28"/>
-          <w:szCs w:val="28"/>
-        </w:rPr>
-        <w:t>Рисунок 6</w:t>
-      </w:r>
-      <w:r>
+    </w:p>
+    <w:p>
+      <w:pPr>
+        <w:ind w:left="140" w:hanging="140" w:hangingChars="50"/>
         <w:rPr>
           <w:rFonts w:hint="default" w:ascii="Times New Roman" w:hAnsi="Times New Roman" w:cs="Times New Roman"/>
           <w:sz w:val="28"/>
           <w:szCs w:val="28"/>
         </w:rPr>
-        <w:t xml:space="preserve"> — Проверка параллакса логотипа по изменению свойства transform</w:t>
-      </w:r>
-    </w:p>
-    <w:p>
-      <w:pPr>
-        <w:pStyle w:val="3"/>
-        <w:bidi w:val="0"/>
-        <w:rPr>
-          <w:rFonts w:hint="default"/>
-        </w:rPr>
-      </w:pPr>
-      <w:bookmarkStart w:id="9" w:name="_Toc27583"/>
-      <w:r>
-        <w:rPr>
-          <w:rFonts w:hint="default"/>
-        </w:rPr>
-        <w:t>Проверка и скриншоты результата</w:t>
-      </w:r>
-      <w:bookmarkEnd w:id="9"/>
-    </w:p>
-    <w:p>
-      <w:pPr>
-        <w:ind w:left="140" w:hanging="140" w:hangingChars="50"/>
-        <w:rPr>
-          <w:rFonts w:hint="default" w:ascii="Times New Roman" w:hAnsi="Times New Roman" w:cs="Times New Roman"/>
-          <w:sz w:val="28"/>
-          <w:szCs w:val="28"/>
-        </w:rPr>
-      </w:pPr>
-      <w:r>
-        <w:rPr>
-          <w:rFonts w:hint="default" w:ascii="Times New Roman" w:hAnsi="Times New Roman" w:cs="Times New Roman"/>
-          <w:sz w:val="28"/>
-          <w:szCs w:val="28"/>
-        </w:rPr>
-        <w:drawing>
-          <wp:inline distT="0" distB="0" distL="114300" distR="114300">
-            <wp:extent cx="6144895" cy="3046730"/>
-            <wp:effectExtent l="0" t="0" r="1905" b="1270"/>
-            <wp:docPr id="10" name="Изображение 9"/>
-            <wp:cNvGraphicFramePr>
-              <a:graphicFrameLocks xmlns:a="http://schemas.openxmlformats.org/drawingml/2006/main" noChangeAspect="1"/>
-            </wp:cNvGraphicFramePr>
-            <a:graphic xmlns:a="http://schemas.openxmlformats.org/drawingml/2006/main">
-              <a:graphicData uri="http://schemas.openxmlformats.org/drawingml/2006/picture">
-                <pic:pic xmlns:pic="http://schemas.openxmlformats.org/drawingml/2006/picture">
-                  <pic:nvPicPr>
-                    <pic:cNvPr id="10" name="Изображение 9"/>
-                    <pic:cNvPicPr>
-                      <a:picLocks noChangeAspect="1"/>
-                    </pic:cNvPicPr>
-                  </pic:nvPicPr>
-                  <pic:blipFill>
-                    <a:blip r:embed="rId13"/>
-                    <a:stretch>
-                      <a:fillRect/>
-                    </a:stretch>
-                  </pic:blipFill>
-                  <pic:spPr>
-                    <a:xfrm>
-                      <a:off x="0" y="0"/>
-                      <a:ext cx="6144895" cy="3046730"/>
-                    </a:xfrm>
-                    <a:prstGeom prst="rect">
-                      <a:avLst/>
-                    </a:prstGeom>
-                    <a:noFill/>
-                    <a:ln>
-                      <a:noFill/>
-                    </a:ln>
-                  </pic:spPr>
-                </pic:pic>
-              </a:graphicData>
-            </a:graphic>
-          </wp:inline>
-        </w:drawing>
-      </w:r>
+      </w:pPr>
       <w:r>
         <w:rPr>
           <w:rFonts w:hint="default" w:ascii="Times New Roman" w:hAnsi="Times New Roman" w:cs="Times New Roman"/>
@@ -4662,22 +5280,6 @@
                       <a:ln w="6350">
                         <a:noFill/>
                       </a:ln>
-                      <a:extLst>
-                        <a:ext uri="{909E8E84-426E-40DD-AFC4-6F175D3DCCD1}">
-                          <a14:hiddenFill xmlns:a14="http://schemas.microsoft.com/office/drawing/2010/main">
-                            <a:solidFill>
-                              <a:schemeClr val="lt1"/>
-                            </a:solidFill>
-                          </a14:hiddenFill>
-                        </a:ext>
-                        <a:ext uri="{91240B29-F687-4F45-9708-019B960494DF}">
-                          <a14:hiddenLine xmlns:a14="http://schemas.microsoft.com/office/drawing/2010/main" w="6350">
-                            <a:solidFill>
-                              <a:prstClr val="black"/>
-                            </a:solidFill>
-                          </a14:hiddenLine>
-                        </a:ext>
-                      </a:extLst>
                     </wps:spPr>
                     <wps:style>
                       <a:lnRef idx="0">
@@ -4728,7 +5330,7 @@
         </mc:Choice>
         <mc:Fallback>
           <w:pict>
-            <v:shape id="_x0000_s1026" o:spid="_x0000_s1026" o:spt="202" type="#_x0000_t202" style="position:absolute;left:0pt;margin-top:0pt;height:144pt;width:144pt;mso-position-horizontal:right;mso-position-horizontal-relative:margin;mso-wrap-style:none;z-index:251659264;mso-width-relative:page;mso-height-relative:page;" filled="f" stroked="f" coordsize="21600,21600" o:gfxdata="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">
+            <v:shape id="_x0000_s1026" o:spid="_x0000_s1026" o:spt="202" type="#_x0000_t202" style="position:absolute;left:0pt;margin-top:0pt;height:144pt;width:144pt;mso-position-horizontal:right;mso-position-horizontal-relative:margin;mso-wrap-style:none;z-index:251659264;mso-width-relative:page;mso-height-relative:page;" filled="f" stroked="f" coordsize="21600,21600" o:gfxdata="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">
               <v:fill on="f" focussize="0,0"/>
               <v:stroke on="f" weight="0.5pt"/>
               <v:imagedata o:title=""/>
@@ -17373,6 +17975,7 @@
       <w:ind w:leftChars="0"/>
     </w:pPr>
     <w:rPr>
+      <w:rFonts w:asciiTheme="minorHAnsi" w:hAnsiTheme="minorHAnsi" w:eastAsiaTheme="minorEastAsia" w:cstheme="minorBidi"/>
       <w:sz w:val="20"/>
       <w:szCs w:val="20"/>
     </w:rPr>
@@ -17384,6 +17987,7 @@
       <w:ind w:leftChars="200"/>
     </w:pPr>
     <w:rPr>
+      <w:rFonts w:asciiTheme="minorHAnsi" w:hAnsiTheme="minorHAnsi" w:eastAsiaTheme="minorEastAsia" w:cstheme="minorBidi"/>
       <w:sz w:val="20"/>
       <w:szCs w:val="20"/>
     </w:rPr>

--- a/reports/Lab9.docx
+++ b/reports/Lab9.docx
@@ -4598,6 +4598,7 @@
       <w:pPr>
         <w:ind w:left="140" w:hanging="120" w:hangingChars="50"/>
       </w:pPr>
+      <w:bookmarkStart w:id="10" w:name="_GoBack"/>
       <w:r>
         <w:drawing>
           <wp:inline distT="0" distB="0" distL="114300" distR="114300">
@@ -4641,6 +4642,7 @@
           </wp:inline>
         </w:drawing>
       </w:r>
+      <w:bookmarkEnd w:id="10"/>
     </w:p>
     <w:p>
       <w:pPr>
@@ -4651,8 +4653,6 @@
           <w:szCs w:val="28"/>
         </w:rPr>
       </w:pPr>
-      <w:bookmarkStart w:id="10" w:name="_GoBack"/>
-      <w:bookmarkEnd w:id="10"/>
       <w:r>
         <w:rPr>
           <w:rFonts w:hint="default" w:ascii="Times New Roman" w:hAnsi="Times New Roman" w:cs="Times New Roman"/>
